--- a/relato-estagio.docx
+++ b/relato-estagio.docx
@@ -164,15 +164,7 @@
           <w:sz w:val="24"/>
           <w:szCs w:val="24"/>
         </w:rPr>
-        <w:t xml:space="preserve">O presente relato apresenta as atividades desenvolvidas durante o estágio supervisionado, cujo objetivo foi a análise, modelagem e desenvolvimento do </w:t>
-      </w:r>
-      <w:r>
-        <w:rPr>
-          <w:rFonts w:ascii="Arial" w:eastAsia="Arial" w:hAnsi="Arial" w:cs="Arial"/>
-          <w:sz w:val="24"/>
-          <w:szCs w:val="24"/>
-        </w:rPr>
-        <w:t xml:space="preserve">sistema </w:t>
+        <w:t xml:space="preserve">O presente relato apresenta as atividades desenvolvidas durante o estágio supervisionado, cujo objetivo foi a análise, modelagem e desenvolvimento do sistema </w:t>
       </w:r>
       <w:proofErr w:type="spellStart"/>
       <w:r>
@@ -2707,6 +2699,34 @@
           <w:szCs w:val="24"/>
         </w:rPr>
       </w:pPr>
+      <w:r>
+        <w:rPr>
+          <w:rFonts w:ascii="Arial" w:eastAsia="Arial" w:hAnsi="Arial" w:cs="Arial"/>
+          <w:sz w:val="24"/>
+          <w:szCs w:val="24"/>
+        </w:rPr>
+        <w:t xml:space="preserve">O estágio supervisionado teve como foco o desenvolvimento do </w:t>
+      </w:r>
+      <w:proofErr w:type="spellStart"/>
+      <w:r>
+        <w:rPr>
+          <w:rFonts w:ascii="Arial" w:eastAsia="Arial" w:hAnsi="Arial" w:cs="Arial"/>
+          <w:i/>
+          <w:iCs/>
+          <w:sz w:val="24"/>
+          <w:szCs w:val="24"/>
+        </w:rPr>
+        <w:t>ClinGest</w:t>
+      </w:r>
+      <w:proofErr w:type="spellEnd"/>
+      <w:r>
+        <w:rPr>
+          <w:rFonts w:ascii="Arial" w:eastAsia="Arial" w:hAnsi="Arial" w:cs="Arial"/>
+          <w:sz w:val="24"/>
+          <w:szCs w:val="24"/>
+        </w:rPr>
+        <w:t>, um sistema voltado à gestão de clínicas de saúde. A proposta surgiu da observação de que clínicas de pequeno e médio porte ainda utilizam, em muitos casos, planilhas, registros físicos e controles isolados para organizar pacientes, profissionais, agendamentos e atendimentos. Esse cenário dificulta a consulta rápida das informações, aumenta a possibilidade de retrabalho e reduz a rastreabilidade dos processos internos.</w:t>
+      </w:r>
     </w:p>
     <w:p>
       <w:pPr>
@@ -2724,34 +2744,6 @@
           <w:szCs w:val="24"/>
         </w:rPr>
       </w:pPr>
-      <w:r>
-        <w:rPr>
-          <w:rFonts w:ascii="Arial" w:eastAsia="Arial" w:hAnsi="Arial" w:cs="Arial"/>
-          <w:sz w:val="24"/>
-          <w:szCs w:val="24"/>
-        </w:rPr>
-        <w:t xml:space="preserve">O estágio supervisionado teve como foco o desenvolvimento do </w:t>
-      </w:r>
-      <w:proofErr w:type="spellStart"/>
-      <w:r>
-        <w:rPr>
-          <w:rFonts w:ascii="Arial" w:eastAsia="Arial" w:hAnsi="Arial" w:cs="Arial"/>
-          <w:i/>
-          <w:iCs/>
-          <w:sz w:val="24"/>
-          <w:szCs w:val="24"/>
-        </w:rPr>
-        <w:t>ClinGest</w:t>
-      </w:r>
-      <w:proofErr w:type="spellEnd"/>
-      <w:r>
-        <w:rPr>
-          <w:rFonts w:ascii="Arial" w:eastAsia="Arial" w:hAnsi="Arial" w:cs="Arial"/>
-          <w:sz w:val="24"/>
-          <w:szCs w:val="24"/>
-        </w:rPr>
-        <w:t>, um sistema voltado à gestão de clínicas de saúde. A proposta surgiu da observação de que clínicas de pequeno e médio porte ainda utilizam, em muitos casos, planilhas, registros físicos e controles isolados para organizar pacientes, profissionais, agendamentos e atendimentos. Esse cenário dificulta a consulta rápida das informações, aumenta a possibilidade de retrabalho e reduz a rastreabilidade dos processos internos.</w:t>
-      </w:r>
     </w:p>
     <w:p>
       <w:pPr>
@@ -2769,6 +2761,14 @@
           <w:szCs w:val="24"/>
         </w:rPr>
       </w:pPr>
+      <w:r>
+        <w:rPr>
+          <w:rFonts w:ascii="Arial" w:eastAsia="Arial" w:hAnsi="Arial" w:cs="Arial"/>
+          <w:sz w:val="24"/>
+          <w:szCs w:val="24"/>
+        </w:rPr>
+        <w:t>A área de atuação considerada no projeto foi a prestação de serviços de saúde, especialmente ambientes clínicos que necessitam organizar rotinas administrativas e assistenciais. Nesse contexto, a ausência de uma plataforma centralizada compromete o acompanhamento do histórico dos pacientes, o controle da agenda dos profissionais e a visualização de indicadores importantes para a tomada de decisão.</w:t>
+      </w:r>
     </w:p>
     <w:p>
       <w:pPr>
@@ -2786,14 +2786,6 @@
           <w:szCs w:val="24"/>
         </w:rPr>
       </w:pPr>
-      <w:r>
-        <w:rPr>
-          <w:rFonts w:ascii="Arial" w:eastAsia="Arial" w:hAnsi="Arial" w:cs="Arial"/>
-          <w:sz w:val="24"/>
-          <w:szCs w:val="24"/>
-        </w:rPr>
-        <w:t>A área de atuação considerada no projeto foi a prestação de serviços de saúde, especialmente ambientes clínicos que necessitam organizar rotinas administrativas e assistenciais. Nesse contexto, a ausência de uma plataforma centralizada compromete o acompanhamento do histórico dos pacientes, o controle da agenda dos profissionais e a visualização de indicadores importantes para a tomada de decisão.</w:t>
-      </w:r>
     </w:p>
     <w:p>
       <w:pPr>
@@ -2811,6 +2803,42 @@
           <w:szCs w:val="24"/>
         </w:rPr>
       </w:pPr>
+      <w:r>
+        <w:rPr>
+          <w:rFonts w:ascii="Arial" w:eastAsia="Arial" w:hAnsi="Arial" w:cs="Arial"/>
+          <w:sz w:val="24"/>
+          <w:szCs w:val="24"/>
+        </w:rPr>
+        <w:t>O objetivo do estágio foi aplicar conhecimentos de análise, modelagem e desenvolvimento de sistemas na construção de uma solução capaz de apoiar essas rotinas. Assim, o</w:t>
+      </w:r>
+      <w:r>
+        <w:rPr>
+          <w:rFonts w:ascii="Arial" w:eastAsia="Arial" w:hAnsi="Arial" w:cs="Arial"/>
+          <w:sz w:val="24"/>
+          <w:szCs w:val="24"/>
+        </w:rPr>
+        <w:t xml:space="preserve"> </w:t>
+      </w:r>
+      <w:proofErr w:type="spellStart"/>
+      <w:r>
+        <w:rPr>
+          <w:rFonts w:ascii="Arial" w:eastAsia="Arial" w:hAnsi="Arial" w:cs="Arial"/>
+          <w:i/>
+          <w:iCs/>
+          <w:sz w:val="24"/>
+          <w:szCs w:val="24"/>
+        </w:rPr>
+        <w:t>ClinGest</w:t>
+      </w:r>
+      <w:proofErr w:type="spellEnd"/>
+      <w:r>
+        <w:rPr>
+          <w:rFonts w:ascii="Arial" w:eastAsia="Arial" w:hAnsi="Arial" w:cs="Arial"/>
+          <w:sz w:val="24"/>
+          <w:szCs w:val="24"/>
+        </w:rPr>
+        <w:t xml:space="preserve"> foi planejado para centralizar informações, automatizar atividades recorrentes e oferecer uma interface organizada para usuários responsáveis pela administração da clínica e pelo registro dos atendimentos.</w:t>
+      </w:r>
     </w:p>
     <w:p>
       <w:pPr>
@@ -2828,42 +2856,6 @@
           <w:szCs w:val="24"/>
         </w:rPr>
       </w:pPr>
-      <w:r>
-        <w:rPr>
-          <w:rFonts w:ascii="Arial" w:eastAsia="Arial" w:hAnsi="Arial" w:cs="Arial"/>
-          <w:sz w:val="24"/>
-          <w:szCs w:val="24"/>
-        </w:rPr>
-        <w:t>O objetivo do estágio foi aplicar conhecimentos de análise, modelagem e desenvolvimento de sistemas na construção de uma solução capaz de apoiar essas rotinas. Assim, o</w:t>
-      </w:r>
-      <w:r>
-        <w:rPr>
-          <w:rFonts w:ascii="Arial" w:eastAsia="Arial" w:hAnsi="Arial" w:cs="Arial"/>
-          <w:sz w:val="24"/>
-          <w:szCs w:val="24"/>
-        </w:rPr>
-        <w:t xml:space="preserve"> </w:t>
-      </w:r>
-      <w:proofErr w:type="spellStart"/>
-      <w:r>
-        <w:rPr>
-          <w:rFonts w:ascii="Arial" w:eastAsia="Arial" w:hAnsi="Arial" w:cs="Arial"/>
-          <w:i/>
-          <w:iCs/>
-          <w:sz w:val="24"/>
-          <w:szCs w:val="24"/>
-        </w:rPr>
-        <w:t>ClinGest</w:t>
-      </w:r>
-      <w:proofErr w:type="spellEnd"/>
-      <w:r>
-        <w:rPr>
-          <w:rFonts w:ascii="Arial" w:eastAsia="Arial" w:hAnsi="Arial" w:cs="Arial"/>
-          <w:sz w:val="24"/>
-          <w:szCs w:val="24"/>
-        </w:rPr>
-        <w:t xml:space="preserve"> foi planejado para centralizar informações, automatizar atividades recorrentes e oferecer uma interface organizada para usuários responsáveis pela administração da clínica e pelo registro dos atendimentos.</w:t>
-      </w:r>
     </w:p>
     <w:p>
       <w:pPr>
@@ -2881,6 +2873,14 @@
           <w:szCs w:val="24"/>
         </w:rPr>
       </w:pPr>
+      <w:r>
+        <w:rPr>
+          <w:rFonts w:ascii="Arial" w:eastAsia="Arial" w:hAnsi="Arial" w:cs="Arial"/>
+          <w:sz w:val="24"/>
+          <w:szCs w:val="24"/>
+        </w:rPr>
+        <w:t>O sistema desenvolvido contempla funcionalidades como cadastro e gerenciamento de pacientes, controle de usuários, cadastro de profissionais de saúde, gerenciamento de disponibilidade profissional, agendamentos, atendimentos, emissão de documentos eletrônicos e visualização de informações em painel administrativo. A proposta contribui para tornar os processos mais seguros, padronizados e acessíveis, reduzindo a dependência de controles manuais.</w:t>
+      </w:r>
     </w:p>
     <w:p>
       <w:pPr>
@@ -2898,14 +2898,6 @@
           <w:szCs w:val="24"/>
         </w:rPr>
       </w:pPr>
-      <w:r>
-        <w:rPr>
-          <w:rFonts w:ascii="Arial" w:eastAsia="Arial" w:hAnsi="Arial" w:cs="Arial"/>
-          <w:sz w:val="24"/>
-          <w:szCs w:val="24"/>
-        </w:rPr>
-        <w:t>O sistema desenvolvido contempla funcionalidades como cadastro e gerenciamento de pacientes, controle de usuários, cadastro de profissionais de saúde, gerenciamento de disponibilidade profissional, agendamentos, atendimentos, emissão de documentos eletrônicos e visualização de informações em painel administrativo. A proposta contribui para tornar os processos mais seguros, padronizados e acessíveis, reduzindo a dependência de controles manuais.</w:t>
-      </w:r>
     </w:p>
     <w:p>
       <w:pPr>
@@ -2923,6 +2915,22 @@
           <w:szCs w:val="24"/>
         </w:rPr>
       </w:pPr>
+      <w:r>
+        <w:rPr>
+          <w:rFonts w:ascii="Arial" w:eastAsia="Arial" w:hAnsi="Arial" w:cs="Arial"/>
+          <w:sz w:val="24"/>
+          <w:szCs w:val="24"/>
+        </w:rPr>
+        <w:t>Durante o estágio, foi possível transformar requisitos em artefatos de modelagem, estruturar módulos funcionais e compreender melhor os desafios envolvidos no desenvolvimento de um sistema real, principalmente em uma área que lida com informações sensíveis e exige organização, segurança e confiabilidade, em atenção aos cuidados previstos pela Lei Geral de Proteção de Dados Pessoais</w:t>
+      </w:r>
+      <w:r>
+        <w:rPr>
+          <w:rFonts w:ascii="Arial" w:eastAsia="Arial" w:hAnsi="Arial" w:cs="Arial"/>
+          <w:sz w:val="24"/>
+          <w:szCs w:val="24"/>
+        </w:rPr>
+        <w:t>.</w:t>
+      </w:r>
     </w:p>
     <w:p>
       <w:pPr>
@@ -2940,48 +2948,6 @@
           <w:szCs w:val="24"/>
         </w:rPr>
       </w:pPr>
-      <w:r>
-        <w:rPr>
-          <w:rFonts w:ascii="Arial" w:eastAsia="Arial" w:hAnsi="Arial" w:cs="Arial"/>
-          <w:sz w:val="24"/>
-          <w:szCs w:val="24"/>
-        </w:rPr>
-        <w:t xml:space="preserve">Durante o estágio, foi possível transformar requisitos em artefatos de modelagem, estruturar módulos funcionais e compreender melhor os desafios envolvidos no desenvolvimento de um sistema real, principalmente em uma área que lida com informações sensíveis e exige organização, segurança e confiabilidade, em atenção </w:t>
-      </w:r>
-      <w:r>
-        <w:rPr>
-          <w:rFonts w:ascii="Arial" w:eastAsia="Arial" w:hAnsi="Arial" w:cs="Arial"/>
-          <w:sz w:val="24"/>
-          <w:szCs w:val="24"/>
-        </w:rPr>
-        <w:lastRenderedPageBreak/>
-        <w:t>aos cuidados previstos pela Lei Geral de Proteção de Dados Pessoais</w:t>
-      </w:r>
-      <w:r>
-        <w:rPr>
-          <w:rFonts w:ascii="Arial" w:eastAsia="Arial" w:hAnsi="Arial" w:cs="Arial"/>
-          <w:sz w:val="24"/>
-          <w:szCs w:val="24"/>
-        </w:rPr>
-        <w:t>.</w:t>
-      </w:r>
-    </w:p>
-    <w:p>
-      <w:pPr>
-        <w:widowControl w:val="0"/>
-        <w:pBdr>
-          <w:top w:val="nil"/>
-          <w:left w:val="nil"/>
-          <w:bottom w:val="nil"/>
-          <w:right w:val="nil"/>
-          <w:between w:val="nil"/>
-        </w:pBdr>
-        <w:rPr>
-          <w:rFonts w:ascii="Arial" w:eastAsia="Arial" w:hAnsi="Arial" w:cs="Arial"/>
-          <w:sz w:val="24"/>
-          <w:szCs w:val="24"/>
-        </w:rPr>
-      </w:pPr>
     </w:p>
     <w:p>
       <w:pPr>
@@ -3004,31 +2970,13 @@
           <w:szCs w:val="24"/>
         </w:rPr>
       </w:pPr>
-    </w:p>
-    <w:p>
-      <w:pPr>
-        <w:widowControl w:val="0"/>
-        <w:rPr>
-          <w:rFonts w:ascii="Arial" w:eastAsia="Arial" w:hAnsi="Arial" w:cs="Arial"/>
-          <w:sz w:val="24"/>
-          <w:szCs w:val="24"/>
-        </w:rPr>
-      </w:pPr>
-      <w:r>
-        <w:rPr>
-          <w:rFonts w:ascii="Arial" w:eastAsia="Arial" w:hAnsi="Arial" w:cs="Arial"/>
-          <w:sz w:val="24"/>
-          <w:szCs w:val="24"/>
-        </w:rPr>
-        <w:t>Este capítulo apresenta o desenvolvimento do sistema realizado durante o estágio, abordando a descrição geral do</w:t>
-      </w:r>
-      <w:r>
-        <w:rPr>
-          <w:rFonts w:ascii="Arial" w:eastAsia="Arial" w:hAnsi="Arial" w:cs="Arial"/>
-          <w:sz w:val="24"/>
-          <w:szCs w:val="24"/>
-        </w:rPr>
-        <w:t xml:space="preserve"> </w:t>
+      <w:r>
+        <w:rPr>
+          <w:rFonts w:ascii="Arial" w:eastAsia="Arial" w:hAnsi="Arial" w:cs="Arial"/>
+          <w:sz w:val="24"/>
+          <w:szCs w:val="24"/>
+        </w:rPr>
+        <w:t xml:space="preserve">Este capítulo apresenta o desenvolvimento do sistema realizado durante o estágio, abordando a descrição geral do </w:t>
       </w:r>
       <w:proofErr w:type="spellStart"/>
       <w:r>
@@ -3072,15 +3020,6 @@
       <w:r>
         <w:t>2.1.  DESCRIÇÃO DO SISTEMA</w:t>
       </w:r>
-    </w:p>
-    <w:p>
-      <w:pPr>
-        <w:rPr>
-          <w:rFonts w:ascii="Arial" w:hAnsi="Arial" w:cs="Arial"/>
-          <w:sz w:val="24"/>
-          <w:szCs w:val="24"/>
-        </w:rPr>
-      </w:pPr>
     </w:p>
     <w:p>
       <w:pPr>
@@ -3300,7 +3239,6 @@
           <w:sz w:val="24"/>
           <w:szCs w:val="24"/>
         </w:rPr>
-        <w:lastRenderedPageBreak/>
         <w:t>registro de atendimentos, com apoio à documentação das informações geradas durante a consulta;</w:t>
       </w:r>
     </w:p>
@@ -3323,7 +3261,24 @@
           <w:sz w:val="24"/>
           <w:szCs w:val="24"/>
         </w:rPr>
-        <w:t>emissão de documentos eletrônicos, como prontuários, receituários e atestados;</w:t>
+        <w:lastRenderedPageBreak/>
+        <w:t>emissão de documentos eletrônicos, como receituários</w:t>
+      </w:r>
+      <w:r>
+        <w:rPr>
+          <w:rFonts w:ascii="Arial" w:hAnsi="Arial" w:cs="Arial"/>
+          <w:sz w:val="24"/>
+          <w:szCs w:val="24"/>
+        </w:rPr>
+        <w:t>, solicitações de exame e</w:t>
+      </w:r>
+      <w:r>
+        <w:rPr>
+          <w:rFonts w:ascii="Arial" w:hAnsi="Arial" w:cs="Arial"/>
+          <w:sz w:val="24"/>
+          <w:szCs w:val="24"/>
+        </w:rPr>
+        <w:t xml:space="preserve"> atestados;</w:t>
       </w:r>
     </w:p>
     <w:p>
@@ -3345,15 +3300,7 @@
           <w:sz w:val="24"/>
           <w:szCs w:val="24"/>
         </w:rPr>
-        <w:t>apresentação de indicadores e informações administrativas por meio de</w:t>
-      </w:r>
-      <w:r>
-        <w:rPr>
-          <w:rFonts w:ascii="Arial" w:hAnsi="Arial" w:cs="Arial"/>
-          <w:sz w:val="24"/>
-          <w:szCs w:val="24"/>
-        </w:rPr>
-        <w:t xml:space="preserve"> </w:t>
+        <w:t xml:space="preserve">apresentação de indicadores e informações administrativas por meio de </w:t>
       </w:r>
       <w:r>
         <w:rPr>
@@ -3380,7 +3327,6 @@
       <w:pPr>
         <w:pStyle w:val="Ttulo2"/>
       </w:pPr>
-      <w:proofErr w:type="gramStart"/>
       <w:r>
         <w:t>2.</w:t>
       </w:r>
@@ -3391,12 +3337,8 @@
         <w:t xml:space="preserve"> </w:t>
       </w:r>
       <w:r>
-        <w:t xml:space="preserve"> </w:t>
-      </w:r>
-      <w:r>
         <w:t>ATORES</w:t>
       </w:r>
-      <w:proofErr w:type="gramEnd"/>
       <w:r>
         <w:t xml:space="preserve"> DO SISTEMA</w:t>
       </w:r>
@@ -3448,7 +3390,6 @@
       <w:pPr>
         <w:pStyle w:val="Ttulo2"/>
       </w:pPr>
-      <w:proofErr w:type="gramStart"/>
       <w:r>
         <w:t>2.</w:t>
       </w:r>
@@ -3459,12 +3400,8 @@
         <w:t xml:space="preserve"> </w:t>
       </w:r>
       <w:r>
-        <w:t xml:space="preserve"> </w:t>
-      </w:r>
-      <w:r>
         <w:t>DIAGRAMA</w:t>
       </w:r>
-      <w:proofErr w:type="gramEnd"/>
       <w:r>
         <w:t xml:space="preserve"> DE CASO DE USO</w:t>
       </w:r>
@@ -3494,15 +3431,7 @@
           <w:sz w:val="24"/>
           <w:szCs w:val="24"/>
         </w:rPr>
-        <w:t>O diagrama de caso de uso apresenta uma visão geral das principais funcionalidades oferecidas pelo</w:t>
-      </w:r>
-      <w:r>
-        <w:rPr>
-          <w:rFonts w:ascii="Arial" w:hAnsi="Arial" w:cs="Arial"/>
-          <w:sz w:val="24"/>
-          <w:szCs w:val="24"/>
-        </w:rPr>
-        <w:t xml:space="preserve"> </w:t>
+        <w:t xml:space="preserve">O diagrama de caso de uso apresenta uma visão geral das principais funcionalidades oferecidas pelo </w:t>
       </w:r>
       <w:proofErr w:type="spellStart"/>
       <w:r>
@@ -3527,19 +3456,114 @@
     </w:p>
     <w:p>
       <w:pPr>
-        <w:rPr>
-          <w:rFonts w:ascii="Arial" w:hAnsi="Arial" w:cs="Arial"/>
-          <w:sz w:val="24"/>
-          <w:szCs w:val="24"/>
-        </w:rPr>
-      </w:pPr>
-      <w:r>
-        <w:rPr>
-          <w:rFonts w:ascii="Arial" w:hAnsi="Arial" w:cs="Arial"/>
-          <w:sz w:val="24"/>
-          <w:szCs w:val="24"/>
+        <w:pStyle w:val="Legenda"/>
+        <w:keepNext/>
+        <w:spacing w:after="0"/>
+        <w:jc w:val="center"/>
+        <w:rPr>
+          <w:rFonts w:ascii="Arial" w:hAnsi="Arial" w:cs="Arial"/>
+          <w:i w:val="0"/>
+          <w:iCs w:val="0"/>
+          <w:color w:val="auto"/>
+          <w:sz w:val="20"/>
+          <w:szCs w:val="20"/>
+        </w:rPr>
+      </w:pPr>
+      <w:r>
+        <w:rPr>
+          <w:rFonts w:ascii="Arial" w:hAnsi="Arial" w:cs="Arial"/>
+          <w:i w:val="0"/>
+          <w:iCs w:val="0"/>
+          <w:color w:val="auto"/>
+          <w:sz w:val="20"/>
+          <w:szCs w:val="20"/>
         </w:rPr>
         <w:lastRenderedPageBreak/>
+        <w:t xml:space="preserve">Figura </w:t>
+      </w:r>
+      <w:r>
+        <w:rPr>
+          <w:rFonts w:ascii="Arial" w:hAnsi="Arial" w:cs="Arial"/>
+          <w:i w:val="0"/>
+          <w:iCs w:val="0"/>
+          <w:color w:val="auto"/>
+          <w:sz w:val="20"/>
+          <w:szCs w:val="20"/>
+        </w:rPr>
+        <w:fldChar w:fldCharType="begin"/>
+      </w:r>
+      <w:r>
+        <w:rPr>
+          <w:rFonts w:ascii="Arial" w:hAnsi="Arial" w:cs="Arial"/>
+          <w:i w:val="0"/>
+          <w:iCs w:val="0"/>
+          <w:color w:val="auto"/>
+          <w:sz w:val="20"/>
+          <w:szCs w:val="20"/>
+        </w:rPr>
+        <w:instrText xml:space="preserve"> SEQ Figura \* ARABIC </w:instrText>
+      </w:r>
+      <w:r>
+        <w:rPr>
+          <w:rFonts w:ascii="Arial" w:hAnsi="Arial" w:cs="Arial"/>
+          <w:i w:val="0"/>
+          <w:iCs w:val="0"/>
+          <w:color w:val="auto"/>
+          <w:sz w:val="20"/>
+          <w:szCs w:val="20"/>
+        </w:rPr>
+        <w:fldChar w:fldCharType="separate"/>
+      </w:r>
+      <w:r>
+        <w:rPr>
+          <w:rFonts w:ascii="Arial" w:hAnsi="Arial" w:cs="Arial"/>
+          <w:i w:val="0"/>
+          <w:iCs w:val="0"/>
+          <w:noProof/>
+          <w:color w:val="auto"/>
+          <w:sz w:val="20"/>
+          <w:szCs w:val="20"/>
+        </w:rPr>
+        <w:t>1</w:t>
+      </w:r>
+      <w:r>
+        <w:rPr>
+          <w:rFonts w:ascii="Arial" w:hAnsi="Arial" w:cs="Arial"/>
+          <w:i w:val="0"/>
+          <w:iCs w:val="0"/>
+          <w:color w:val="auto"/>
+          <w:sz w:val="20"/>
+          <w:szCs w:val="20"/>
+        </w:rPr>
+        <w:fldChar w:fldCharType="end"/>
+      </w:r>
+      <w:r>
+        <w:rPr>
+          <w:rFonts w:ascii="Arial" w:hAnsi="Arial" w:cs="Arial"/>
+          <w:i w:val="0"/>
+          <w:iCs w:val="0"/>
+          <w:color w:val="auto"/>
+          <w:sz w:val="20"/>
+          <w:szCs w:val="20"/>
+        </w:rPr>
+        <w:t xml:space="preserve"> - Diagrama de Caso de Uso</w:t>
+      </w:r>
+    </w:p>
+    <w:p>
+      <w:pPr>
+        <w:rPr>
+          <w:rFonts w:ascii="Arial" w:hAnsi="Arial" w:cs="Arial"/>
+          <w:sz w:val="24"/>
+          <w:szCs w:val="24"/>
+        </w:rPr>
+      </w:pPr>
+      <w:r>
+        <w:rPr>
+          <w:rFonts w:ascii="Arial" w:hAnsi="Arial" w:cs="Arial"/>
+          <w:noProof/>
+          <w:sz w:val="24"/>
+          <w:szCs w:val="24"/>
+        </w:rPr>
         <w:drawing>
           <wp:inline distT="0" distB="0" distL="0" distR="0" wp14:anchorId="11C9C2A6" wp14:editId="6D0831E4">
             <wp:extent cx="5760720" cy="4991100"/>
@@ -3558,7 +3582,7 @@
                     </pic:cNvPicPr>
                   </pic:nvPicPr>
                   <pic:blipFill>
-                    <a:blip r:embed="rId7">
+                    <a:blip r:embed="rId8">
                       <a:extLst>
                         <a:ext uri="{28A0092B-C50C-407E-A947-70E740481C1C}">
                           <a14:useLocalDpi xmlns:a14="http://schemas.microsoft.com/office/drawing/2010/main" val="0"/>
@@ -3592,6 +3616,34 @@
     </w:p>
     <w:p>
       <w:pPr>
+        <w:spacing w:line="240" w:lineRule="auto"/>
+        <w:jc w:val="center"/>
+        <w:rPr>
+          <w:rFonts w:ascii="Arial" w:hAnsi="Arial" w:cs="Arial"/>
+          <w:sz w:val="20"/>
+          <w:szCs w:val="20"/>
+        </w:rPr>
+      </w:pPr>
+      <w:r>
+        <w:rPr>
+          <w:rFonts w:ascii="Arial" w:hAnsi="Arial" w:cs="Arial"/>
+          <w:sz w:val="20"/>
+          <w:szCs w:val="20"/>
+        </w:rPr>
+        <w:t>Fonte: O Autor</w:t>
+      </w:r>
+    </w:p>
+    <w:p>
+      <w:pPr>
+        <w:rPr>
+          <w:rFonts w:ascii="Arial" w:hAnsi="Arial" w:cs="Arial"/>
+          <w:sz w:val="24"/>
+          <w:szCs w:val="24"/>
+        </w:rPr>
+      </w:pPr>
+    </w:p>
+    <w:p>
+      <w:pPr>
         <w:rPr>
           <w:rFonts w:ascii="Arial" w:hAnsi="Arial" w:cs="Arial"/>
           <w:sz w:val="24"/>
@@ -3609,29 +3661,1635 @@
     </w:p>
     <w:p>
       <w:pPr>
+        <w:rPr>
+          <w:rFonts w:ascii="Arial" w:hAnsi="Arial" w:cs="Arial"/>
+          <w:sz w:val="24"/>
+          <w:szCs w:val="24"/>
+        </w:rPr>
+      </w:pPr>
+    </w:p>
+    <w:p>
+      <w:pPr>
         <w:pStyle w:val="Ttulo2"/>
       </w:pPr>
       <w:r>
-        <w:t>2.3   TELAS DO SISTEMA</w:t>
-      </w:r>
-    </w:p>
-    <w:p>
-      <w:pPr>
-        <w:rPr>
-          <w:rFonts w:ascii="Arial" w:hAnsi="Arial" w:cs="Arial"/>
-          <w:sz w:val="24"/>
-          <w:szCs w:val="24"/>
-        </w:rPr>
-      </w:pPr>
-    </w:p>
-    <w:p>
-      <w:pPr>
-        <w:rPr>
-          <w:rFonts w:ascii="Arial" w:hAnsi="Arial" w:cs="Arial"/>
-          <w:sz w:val="24"/>
-          <w:szCs w:val="24"/>
-        </w:rPr>
-      </w:pPr>
+        <w:t>2.4   TECNOLOGIAS UTILIZADAS</w:t>
+      </w:r>
+    </w:p>
+    <w:p>
+      <w:pPr>
+        <w:rPr>
+          <w:rFonts w:ascii="Arial" w:hAnsi="Arial" w:cs="Arial"/>
+          <w:sz w:val="24"/>
+          <w:szCs w:val="24"/>
+        </w:rPr>
+      </w:pPr>
+      <w:r>
+        <w:rPr>
+          <w:rFonts w:ascii="Arial" w:hAnsi="Arial" w:cs="Arial"/>
+          <w:sz w:val="24"/>
+          <w:szCs w:val="24"/>
+        </w:rPr>
+        <w:t xml:space="preserve">O </w:t>
+      </w:r>
+      <w:proofErr w:type="spellStart"/>
+      <w:r>
+        <w:rPr>
+          <w:rFonts w:ascii="Arial" w:hAnsi="Arial" w:cs="Arial"/>
+          <w:i/>
+          <w:iCs/>
+          <w:sz w:val="24"/>
+          <w:szCs w:val="24"/>
+        </w:rPr>
+        <w:t>ClinGest</w:t>
+      </w:r>
+      <w:proofErr w:type="spellEnd"/>
+      <w:r>
+        <w:rPr>
+          <w:rFonts w:ascii="Arial" w:hAnsi="Arial" w:cs="Arial"/>
+          <w:sz w:val="24"/>
+          <w:szCs w:val="24"/>
+        </w:rPr>
+        <w:t xml:space="preserve"> foi desenvolvido como um sistema web composto por uma interface de usuário e uma API responsável pelas regras de negócio. No </w:t>
+      </w:r>
+      <w:proofErr w:type="spellStart"/>
+      <w:r>
+        <w:rPr>
+          <w:rFonts w:ascii="Arial" w:hAnsi="Arial" w:cs="Arial"/>
+          <w:i/>
+          <w:iCs/>
+          <w:sz w:val="24"/>
+          <w:szCs w:val="24"/>
+        </w:rPr>
+        <w:t>backend</w:t>
+      </w:r>
+      <w:proofErr w:type="spellEnd"/>
+      <w:r>
+        <w:rPr>
+          <w:rFonts w:ascii="Arial" w:hAnsi="Arial" w:cs="Arial"/>
+          <w:sz w:val="24"/>
+          <w:szCs w:val="24"/>
+        </w:rPr>
+        <w:t xml:space="preserve">, utilizou-se Java com Spring Boot, framework que facilita a criação de aplicações corporativas e APIs </w:t>
+      </w:r>
+      <w:proofErr w:type="spellStart"/>
+      <w:r>
+        <w:rPr>
+          <w:rFonts w:ascii="Arial" w:hAnsi="Arial" w:cs="Arial"/>
+          <w:sz w:val="24"/>
+          <w:szCs w:val="24"/>
+        </w:rPr>
+        <w:lastRenderedPageBreak/>
+        <w:t>RESTful</w:t>
+      </w:r>
+      <w:proofErr w:type="spellEnd"/>
+      <w:r>
+        <w:rPr>
+          <w:rFonts w:ascii="Arial" w:hAnsi="Arial" w:cs="Arial"/>
+          <w:sz w:val="24"/>
+          <w:szCs w:val="24"/>
+        </w:rPr>
+        <w:t xml:space="preserve"> por meio de recursos de configuração e organização em camadas \cite{</w:t>
+      </w:r>
+      <w:proofErr w:type="spellStart"/>
+      <w:r>
+        <w:rPr>
+          <w:rFonts w:ascii="Arial" w:hAnsi="Arial" w:cs="Arial"/>
+          <w:sz w:val="24"/>
+          <w:szCs w:val="24"/>
+        </w:rPr>
+        <w:t>springbootdoc</w:t>
+      </w:r>
+      <w:proofErr w:type="spellEnd"/>
+      <w:r>
+        <w:rPr>
+          <w:rFonts w:ascii="Arial" w:hAnsi="Arial" w:cs="Arial"/>
+          <w:sz w:val="24"/>
+          <w:szCs w:val="24"/>
+        </w:rPr>
+        <w:t>}. A estrutura do código segue a separação entre controladores, serviços, repositórios, entidades e objetos de transferência de dados, favorecendo manutenção e evolução do sistema conforme boas práticas de desenvolvimento \cite{</w:t>
+      </w:r>
+      <w:proofErr w:type="spellStart"/>
+      <w:r>
+        <w:rPr>
+          <w:rFonts w:ascii="Arial" w:hAnsi="Arial" w:cs="Arial"/>
+          <w:sz w:val="24"/>
+          <w:szCs w:val="24"/>
+        </w:rPr>
+        <w:t>cleancode</w:t>
+      </w:r>
+      <w:proofErr w:type="spellEnd"/>
+      <w:r>
+        <w:rPr>
+          <w:rFonts w:ascii="Arial" w:hAnsi="Arial" w:cs="Arial"/>
+          <w:sz w:val="24"/>
+          <w:szCs w:val="24"/>
+        </w:rPr>
+        <w:t>}.</w:t>
+      </w:r>
+    </w:p>
+    <w:p>
+      <w:pPr>
+        <w:rPr>
+          <w:rFonts w:ascii="Arial" w:hAnsi="Arial" w:cs="Arial"/>
+          <w:sz w:val="24"/>
+          <w:szCs w:val="24"/>
+        </w:rPr>
+      </w:pPr>
+    </w:p>
+    <w:p>
+      <w:pPr>
+        <w:rPr>
+          <w:rFonts w:ascii="Arial" w:hAnsi="Arial" w:cs="Arial"/>
+          <w:sz w:val="24"/>
+          <w:szCs w:val="24"/>
+        </w:rPr>
+      </w:pPr>
+      <w:r>
+        <w:rPr>
+          <w:rFonts w:ascii="Arial" w:hAnsi="Arial" w:cs="Arial"/>
+          <w:sz w:val="24"/>
+          <w:szCs w:val="24"/>
+        </w:rPr>
+        <w:t>No</w:t>
+      </w:r>
+      <w:r>
+        <w:rPr>
+          <w:rFonts w:ascii="Arial" w:hAnsi="Arial" w:cs="Arial"/>
+          <w:sz w:val="24"/>
+          <w:szCs w:val="24"/>
+        </w:rPr>
+        <w:t xml:space="preserve"> </w:t>
+      </w:r>
+      <w:proofErr w:type="spellStart"/>
+      <w:r>
+        <w:rPr>
+          <w:rFonts w:ascii="Arial" w:hAnsi="Arial" w:cs="Arial"/>
+          <w:i/>
+          <w:iCs/>
+          <w:sz w:val="24"/>
+          <w:szCs w:val="24"/>
+        </w:rPr>
+        <w:t>frontend</w:t>
+      </w:r>
+      <w:proofErr w:type="spellEnd"/>
+      <w:r>
+        <w:rPr>
+          <w:rFonts w:ascii="Arial" w:hAnsi="Arial" w:cs="Arial"/>
+          <w:sz w:val="24"/>
+          <w:szCs w:val="24"/>
+        </w:rPr>
+        <w:t xml:space="preserve">, foi adotado Vue.js, framework utilizado para a construção de interfaces reativas e </w:t>
+      </w:r>
+      <w:proofErr w:type="spellStart"/>
+      <w:r>
+        <w:rPr>
+          <w:rFonts w:ascii="Arial" w:hAnsi="Arial" w:cs="Arial"/>
+          <w:sz w:val="24"/>
+          <w:szCs w:val="24"/>
+        </w:rPr>
+        <w:t>componentizadas</w:t>
+      </w:r>
+      <w:proofErr w:type="spellEnd"/>
+      <w:r>
+        <w:rPr>
+          <w:rFonts w:ascii="Arial" w:hAnsi="Arial" w:cs="Arial"/>
+          <w:sz w:val="24"/>
+          <w:szCs w:val="24"/>
+        </w:rPr>
+        <w:t xml:space="preserve"> \cite{</w:t>
+      </w:r>
+      <w:proofErr w:type="spellStart"/>
+      <w:r>
+        <w:rPr>
+          <w:rFonts w:ascii="Arial" w:hAnsi="Arial" w:cs="Arial"/>
+          <w:sz w:val="24"/>
+          <w:szCs w:val="24"/>
+        </w:rPr>
+        <w:t>vuejsdoc</w:t>
+      </w:r>
+      <w:proofErr w:type="spellEnd"/>
+      <w:r>
+        <w:rPr>
+          <w:rFonts w:ascii="Arial" w:hAnsi="Arial" w:cs="Arial"/>
+          <w:sz w:val="24"/>
+          <w:szCs w:val="24"/>
+        </w:rPr>
+        <w:t>}. A aplicação apresenta telas organizadas por módulo, permitindo que os usuários acessem as funcionalidades de forma clara e compatível com seus perfis de utilização. Para o armazenamento das informações, o sistema utiliza PostgreSQL, banco de dados relacional adequado para dados estruturados e para operações que exigem consistência e integridade \cite{</w:t>
+      </w:r>
+      <w:proofErr w:type="spellStart"/>
+      <w:r>
+        <w:rPr>
+          <w:rFonts w:ascii="Arial" w:hAnsi="Arial" w:cs="Arial"/>
+          <w:sz w:val="24"/>
+          <w:szCs w:val="24"/>
+        </w:rPr>
+        <w:t>postgresdoc</w:t>
+      </w:r>
+      <w:proofErr w:type="spellEnd"/>
+      <w:r>
+        <w:rPr>
+          <w:rFonts w:ascii="Arial" w:hAnsi="Arial" w:cs="Arial"/>
+          <w:sz w:val="24"/>
+          <w:szCs w:val="24"/>
+        </w:rPr>
+        <w:t>}.</w:t>
+      </w:r>
+    </w:p>
+    <w:p>
+      <w:pPr>
+        <w:rPr>
+          <w:rFonts w:ascii="Arial" w:hAnsi="Arial" w:cs="Arial"/>
+          <w:sz w:val="24"/>
+          <w:szCs w:val="24"/>
+        </w:rPr>
+      </w:pPr>
+    </w:p>
+    <w:p>
+      <w:pPr>
+        <w:rPr>
+          <w:rFonts w:ascii="Arial" w:hAnsi="Arial" w:cs="Arial"/>
+          <w:sz w:val="24"/>
+          <w:szCs w:val="24"/>
+        </w:rPr>
+      </w:pPr>
+      <w:r>
+        <w:rPr>
+          <w:rFonts w:ascii="Arial" w:hAnsi="Arial" w:cs="Arial"/>
+          <w:sz w:val="24"/>
+          <w:szCs w:val="24"/>
+        </w:rPr>
+        <w:t xml:space="preserve">O controle de versão do projeto é realizado com </w:t>
+      </w:r>
+      <w:proofErr w:type="spellStart"/>
+      <w:r>
+        <w:rPr>
+          <w:rFonts w:ascii="Arial" w:hAnsi="Arial" w:cs="Arial"/>
+          <w:sz w:val="24"/>
+          <w:szCs w:val="24"/>
+        </w:rPr>
+        <w:t>Git</w:t>
+      </w:r>
+      <w:proofErr w:type="spellEnd"/>
+      <w:r>
+        <w:rPr>
+          <w:rFonts w:ascii="Arial" w:hAnsi="Arial" w:cs="Arial"/>
+          <w:sz w:val="24"/>
+          <w:szCs w:val="24"/>
+        </w:rPr>
+        <w:t xml:space="preserve"> e GitHub, possibilitando registrar alterações, acompanhar a evolução do código e organizar o desenvolvimento por etapas \cite{</w:t>
+      </w:r>
+      <w:proofErr w:type="spellStart"/>
+      <w:r>
+        <w:rPr>
+          <w:rFonts w:ascii="Arial" w:hAnsi="Arial" w:cs="Arial"/>
+          <w:sz w:val="24"/>
+          <w:szCs w:val="24"/>
+        </w:rPr>
+        <w:t>gitdoc</w:t>
+      </w:r>
+      <w:proofErr w:type="spellEnd"/>
+      <w:r>
+        <w:rPr>
+          <w:rFonts w:ascii="Arial" w:hAnsi="Arial" w:cs="Arial"/>
+          <w:sz w:val="24"/>
+          <w:szCs w:val="24"/>
+        </w:rPr>
+        <w:t xml:space="preserve">}. Como apoio ao ambiente de desenvolvimento, foram utilizados recursos como Docker, Docker </w:t>
+      </w:r>
+      <w:proofErr w:type="spellStart"/>
+      <w:r>
+        <w:rPr>
+          <w:rFonts w:ascii="Arial" w:hAnsi="Arial" w:cs="Arial"/>
+          <w:sz w:val="24"/>
+          <w:szCs w:val="24"/>
+        </w:rPr>
+        <w:t>Compose</w:t>
+      </w:r>
+      <w:proofErr w:type="spellEnd"/>
+      <w:r>
+        <w:rPr>
+          <w:rFonts w:ascii="Arial" w:hAnsi="Arial" w:cs="Arial"/>
+          <w:sz w:val="24"/>
+          <w:szCs w:val="24"/>
+        </w:rPr>
+        <w:t xml:space="preserve">, </w:t>
+      </w:r>
+      <w:proofErr w:type="spellStart"/>
+      <w:r>
+        <w:rPr>
+          <w:rFonts w:ascii="Arial" w:hAnsi="Arial" w:cs="Arial"/>
+          <w:sz w:val="24"/>
+          <w:szCs w:val="24"/>
+        </w:rPr>
+        <w:t>IntelliJ</w:t>
+      </w:r>
+      <w:proofErr w:type="spellEnd"/>
+      <w:r>
+        <w:rPr>
+          <w:rFonts w:ascii="Arial" w:hAnsi="Arial" w:cs="Arial"/>
+          <w:sz w:val="24"/>
+          <w:szCs w:val="24"/>
+        </w:rPr>
+        <w:t xml:space="preserve"> IDEA, Visual Studio </w:t>
+      </w:r>
+      <w:proofErr w:type="spellStart"/>
+      <w:r>
+        <w:rPr>
+          <w:rFonts w:ascii="Arial" w:hAnsi="Arial" w:cs="Arial"/>
+          <w:sz w:val="24"/>
+          <w:szCs w:val="24"/>
+        </w:rPr>
+        <w:t>Code</w:t>
+      </w:r>
+      <w:proofErr w:type="spellEnd"/>
+      <w:r>
+        <w:rPr>
+          <w:rFonts w:ascii="Arial" w:hAnsi="Arial" w:cs="Arial"/>
+          <w:sz w:val="24"/>
+          <w:szCs w:val="24"/>
+        </w:rPr>
+        <w:t xml:space="preserve">, </w:t>
+      </w:r>
+      <w:proofErr w:type="spellStart"/>
+      <w:r>
+        <w:rPr>
+          <w:rFonts w:ascii="Arial" w:hAnsi="Arial" w:cs="Arial"/>
+          <w:sz w:val="24"/>
+          <w:szCs w:val="24"/>
+        </w:rPr>
+        <w:t>Postman</w:t>
+      </w:r>
+      <w:proofErr w:type="spellEnd"/>
+      <w:r>
+        <w:rPr>
+          <w:rFonts w:ascii="Arial" w:hAnsi="Arial" w:cs="Arial"/>
+          <w:sz w:val="24"/>
+          <w:szCs w:val="24"/>
+        </w:rPr>
+        <w:t xml:space="preserve"> e </w:t>
+      </w:r>
+      <w:proofErr w:type="spellStart"/>
+      <w:r>
+        <w:rPr>
+          <w:rFonts w:ascii="Arial" w:hAnsi="Arial" w:cs="Arial"/>
+          <w:sz w:val="24"/>
+          <w:szCs w:val="24"/>
+        </w:rPr>
+        <w:t>Trello</w:t>
+      </w:r>
+      <w:proofErr w:type="spellEnd"/>
+      <w:r>
+        <w:rPr>
+          <w:rFonts w:ascii="Arial" w:hAnsi="Arial" w:cs="Arial"/>
+          <w:sz w:val="24"/>
+          <w:szCs w:val="24"/>
+        </w:rPr>
+        <w:t>, contribuindo para padronização do ambiente, testes da API e acompanhamento das atividades do estágio.</w:t>
+      </w:r>
+    </w:p>
+    <w:p>
+      <w:pPr>
+        <w:pStyle w:val="Ttulo2"/>
+      </w:pPr>
+      <w:r>
+        <w:t>2.</w:t>
+      </w:r>
+      <w:r>
+        <w:t>5</w:t>
+      </w:r>
+      <w:r>
+        <w:t xml:space="preserve">   TELAS DO SISTEMA</w:t>
+      </w:r>
+    </w:p>
+    <w:p>
+      <w:pPr>
+        <w:rPr>
+          <w:rFonts w:ascii="Arial" w:hAnsi="Arial" w:cs="Arial"/>
+          <w:sz w:val="24"/>
+          <w:szCs w:val="24"/>
+        </w:rPr>
+      </w:pPr>
+      <w:r>
+        <w:rPr>
+          <w:rFonts w:ascii="Arial" w:hAnsi="Arial" w:cs="Arial"/>
+          <w:sz w:val="24"/>
+          <w:szCs w:val="24"/>
+        </w:rPr>
+        <w:t>As telas do sistema demonstram visualmente as principais funcionalidades desenvolvidas. A interface foi organizada para facilitar a navegação e permitir que os usuários realizem suas atividades de forma objetiva.</w:t>
+      </w:r>
+    </w:p>
+    <w:p>
+      <w:pPr>
+        <w:rPr>
+          <w:rFonts w:ascii="Arial" w:hAnsi="Arial" w:cs="Arial"/>
+          <w:sz w:val="24"/>
+          <w:szCs w:val="24"/>
+        </w:rPr>
+      </w:pPr>
+    </w:p>
+    <w:p>
+      <w:pPr>
+        <w:rPr>
+          <w:rFonts w:ascii="Arial" w:hAnsi="Arial" w:cs="Arial"/>
+          <w:sz w:val="24"/>
+          <w:szCs w:val="24"/>
+        </w:rPr>
+      </w:pPr>
+      <w:r>
+        <w:rPr>
+          <w:rFonts w:ascii="Arial" w:hAnsi="Arial" w:cs="Arial"/>
+          <w:sz w:val="24"/>
+          <w:szCs w:val="24"/>
+        </w:rPr>
+        <w:t>A tela de login é responsável pela autenticação dos usuários. Por meio dela, o sistema controla o acesso às funcionalidades, contribuindo para a segurança das informações armazenadas.</w:t>
+      </w:r>
+    </w:p>
+    <w:p>
+      <w:pPr>
+        <w:pStyle w:val="Legenda"/>
+        <w:keepNext/>
+        <w:spacing w:after="0" w:line="360" w:lineRule="auto"/>
+        <w:jc w:val="center"/>
+        <w:rPr>
+          <w:rFonts w:ascii="Arial" w:hAnsi="Arial" w:cs="Arial"/>
+          <w:i w:val="0"/>
+          <w:iCs w:val="0"/>
+          <w:color w:val="auto"/>
+          <w:sz w:val="20"/>
+          <w:szCs w:val="20"/>
+        </w:rPr>
+      </w:pPr>
+      <w:r>
+        <w:rPr>
+          <w:rFonts w:ascii="Arial" w:hAnsi="Arial" w:cs="Arial"/>
+          <w:i w:val="0"/>
+          <w:iCs w:val="0"/>
+          <w:color w:val="auto"/>
+          <w:sz w:val="20"/>
+          <w:szCs w:val="20"/>
+        </w:rPr>
+        <w:lastRenderedPageBreak/>
+        <w:t xml:space="preserve">Figura </w:t>
+      </w:r>
+      <w:r>
+        <w:rPr>
+          <w:rFonts w:ascii="Arial" w:hAnsi="Arial" w:cs="Arial"/>
+          <w:i w:val="0"/>
+          <w:iCs w:val="0"/>
+          <w:color w:val="auto"/>
+          <w:sz w:val="20"/>
+          <w:szCs w:val="20"/>
+        </w:rPr>
+        <w:t>2</w:t>
+      </w:r>
+      <w:r>
+        <w:rPr>
+          <w:rFonts w:ascii="Arial" w:hAnsi="Arial" w:cs="Arial"/>
+          <w:i w:val="0"/>
+          <w:iCs w:val="0"/>
+          <w:color w:val="auto"/>
+          <w:sz w:val="20"/>
+          <w:szCs w:val="20"/>
+        </w:rPr>
+        <w:t xml:space="preserve"> </w:t>
+      </w:r>
+      <w:r>
+        <w:rPr>
+          <w:rFonts w:ascii="Arial" w:hAnsi="Arial" w:cs="Arial"/>
+          <w:i w:val="0"/>
+          <w:iCs w:val="0"/>
+          <w:color w:val="auto"/>
+          <w:sz w:val="20"/>
+          <w:szCs w:val="20"/>
+        </w:rPr>
+        <w:t>–</w:t>
+      </w:r>
+      <w:r>
+        <w:rPr>
+          <w:rFonts w:ascii="Arial" w:hAnsi="Arial" w:cs="Arial"/>
+          <w:i w:val="0"/>
+          <w:iCs w:val="0"/>
+          <w:color w:val="auto"/>
+          <w:sz w:val="20"/>
+          <w:szCs w:val="20"/>
+        </w:rPr>
+        <w:t xml:space="preserve"> </w:t>
+      </w:r>
+      <w:r>
+        <w:rPr>
+          <w:rFonts w:ascii="Arial" w:hAnsi="Arial" w:cs="Arial"/>
+          <w:i w:val="0"/>
+          <w:iCs w:val="0"/>
+          <w:color w:val="auto"/>
+          <w:sz w:val="20"/>
+          <w:szCs w:val="20"/>
+        </w:rPr>
+        <w:t>Tela de Login</w:t>
+      </w:r>
+    </w:p>
+    <w:p>
+      <w:r>
+        <w:drawing>
+          <wp:inline distT="0" distB="0" distL="0" distR="0" wp14:anchorId="35F0AF1E" wp14:editId="66DDEEBD">
+            <wp:extent cx="5760720" cy="2835275"/>
+            <wp:effectExtent l="0" t="0" r="0" b="3175"/>
+            <wp:docPr id="179684054" name="Imagem 14"/>
+            <wp:cNvGraphicFramePr>
+              <a:graphicFrameLocks xmlns:a="http://schemas.openxmlformats.org/drawingml/2006/main" noChangeAspect="1"/>
+            </wp:cNvGraphicFramePr>
+            <a:graphic xmlns:a="http://schemas.openxmlformats.org/drawingml/2006/main">
+              <a:graphicData uri="http://schemas.openxmlformats.org/drawingml/2006/picture">
+                <pic:pic xmlns:pic="http://schemas.openxmlformats.org/drawingml/2006/picture">
+                  <pic:nvPicPr>
+                    <pic:cNvPr id="0" name="Picture 48"/>
+                    <pic:cNvPicPr>
+                      <a:picLocks noChangeAspect="1" noChangeArrowheads="1"/>
+                    </pic:cNvPicPr>
+                  </pic:nvPicPr>
+                  <pic:blipFill>
+                    <a:blip r:embed="rId9" cstate="print">
+                      <a:extLst>
+                        <a:ext uri="{28A0092B-C50C-407E-A947-70E740481C1C}">
+                          <a14:useLocalDpi xmlns:a14="http://schemas.microsoft.com/office/drawing/2010/main" val="0"/>
+                        </a:ext>
+                      </a:extLst>
+                    </a:blip>
+                    <a:srcRect/>
+                    <a:stretch>
+                      <a:fillRect/>
+                    </a:stretch>
+                  </pic:blipFill>
+                  <pic:spPr bwMode="auto">
+                    <a:xfrm>
+                      <a:off x="0" y="0"/>
+                      <a:ext cx="5760720" cy="2835275"/>
+                    </a:xfrm>
+                    <a:prstGeom prst="rect">
+                      <a:avLst/>
+                    </a:prstGeom>
+                    <a:noFill/>
+                    <a:ln>
+                      <a:noFill/>
+                    </a:ln>
+                  </pic:spPr>
+                </pic:pic>
+              </a:graphicData>
+            </a:graphic>
+          </wp:inline>
+        </w:drawing>
+      </w:r>
+    </w:p>
+    <w:p>
+      <w:pPr>
+        <w:spacing w:line="240" w:lineRule="auto"/>
+        <w:jc w:val="center"/>
+        <w:rPr>
+          <w:rFonts w:ascii="Arial" w:hAnsi="Arial" w:cs="Arial"/>
+          <w:sz w:val="20"/>
+          <w:szCs w:val="20"/>
+        </w:rPr>
+      </w:pPr>
+      <w:r>
+        <w:rPr>
+          <w:rFonts w:ascii="Arial" w:hAnsi="Arial" w:cs="Arial"/>
+          <w:sz w:val="20"/>
+          <w:szCs w:val="20"/>
+        </w:rPr>
+        <w:t>Fonte: O Autor</w:t>
+      </w:r>
+    </w:p>
+    <w:p>
+      <w:pPr>
+        <w:spacing w:line="240" w:lineRule="auto"/>
+        <w:rPr>
+          <w:rFonts w:ascii="Arial" w:hAnsi="Arial" w:cs="Arial"/>
+          <w:sz w:val="20"/>
+          <w:szCs w:val="20"/>
+        </w:rPr>
+      </w:pPr>
+    </w:p>
+    <w:p>
+      <w:pPr>
+        <w:rPr>
+          <w:rFonts w:ascii="Arial" w:hAnsi="Arial" w:cs="Arial"/>
+          <w:sz w:val="24"/>
+          <w:szCs w:val="24"/>
+        </w:rPr>
+      </w:pPr>
+      <w:r>
+        <w:rPr>
+          <w:rFonts w:ascii="Arial" w:hAnsi="Arial" w:cs="Arial"/>
+          <w:sz w:val="24"/>
+          <w:szCs w:val="24"/>
+        </w:rPr>
+        <w:t>A tela de pacientes concentra os registros das pessoas atendidas pela clínica. Nela é possível organizar dados cadastrais e informações necessárias para o acompanhamento dos atendimentos.</w:t>
+      </w:r>
+    </w:p>
+    <w:p>
+      <w:pPr>
+        <w:pStyle w:val="Legenda"/>
+        <w:keepNext/>
+        <w:spacing w:after="0" w:line="360" w:lineRule="auto"/>
+        <w:jc w:val="center"/>
+        <w:rPr>
+          <w:rFonts w:ascii="Arial" w:hAnsi="Arial" w:cs="Arial"/>
+          <w:i w:val="0"/>
+          <w:iCs w:val="0"/>
+          <w:color w:val="auto"/>
+          <w:sz w:val="20"/>
+          <w:szCs w:val="20"/>
+        </w:rPr>
+      </w:pPr>
+      <w:r>
+        <w:rPr>
+          <w:rFonts w:ascii="Arial" w:hAnsi="Arial" w:cs="Arial"/>
+          <w:i w:val="0"/>
+          <w:iCs w:val="0"/>
+          <w:color w:val="auto"/>
+          <w:sz w:val="20"/>
+          <w:szCs w:val="20"/>
+        </w:rPr>
+        <w:t xml:space="preserve">Figura </w:t>
+      </w:r>
+      <w:r>
+        <w:rPr>
+          <w:rFonts w:ascii="Arial" w:hAnsi="Arial" w:cs="Arial"/>
+          <w:i w:val="0"/>
+          <w:iCs w:val="0"/>
+          <w:color w:val="auto"/>
+          <w:sz w:val="20"/>
+          <w:szCs w:val="20"/>
+        </w:rPr>
+        <w:t>3</w:t>
+      </w:r>
+      <w:r>
+        <w:rPr>
+          <w:rFonts w:ascii="Arial" w:hAnsi="Arial" w:cs="Arial"/>
+          <w:i w:val="0"/>
+          <w:iCs w:val="0"/>
+          <w:color w:val="auto"/>
+          <w:sz w:val="20"/>
+          <w:szCs w:val="20"/>
+        </w:rPr>
+        <w:t xml:space="preserve"> </w:t>
+      </w:r>
+      <w:r>
+        <w:rPr>
+          <w:rFonts w:ascii="Arial" w:hAnsi="Arial" w:cs="Arial"/>
+          <w:i w:val="0"/>
+          <w:iCs w:val="0"/>
+          <w:color w:val="auto"/>
+          <w:sz w:val="20"/>
+          <w:szCs w:val="20"/>
+        </w:rPr>
+        <w:t>–</w:t>
+      </w:r>
+      <w:r>
+        <w:rPr>
+          <w:rFonts w:ascii="Arial" w:hAnsi="Arial" w:cs="Arial"/>
+          <w:i w:val="0"/>
+          <w:iCs w:val="0"/>
+          <w:color w:val="auto"/>
+          <w:sz w:val="20"/>
+          <w:szCs w:val="20"/>
+        </w:rPr>
+        <w:t xml:space="preserve"> </w:t>
+      </w:r>
+      <w:r>
+        <w:rPr>
+          <w:rFonts w:ascii="Arial" w:hAnsi="Arial" w:cs="Arial"/>
+          <w:i w:val="0"/>
+          <w:iCs w:val="0"/>
+          <w:color w:val="auto"/>
+          <w:sz w:val="20"/>
+          <w:szCs w:val="20"/>
+        </w:rPr>
+        <w:t xml:space="preserve">Tela de </w:t>
+      </w:r>
+      <w:r>
+        <w:rPr>
+          <w:rFonts w:ascii="Arial" w:hAnsi="Arial" w:cs="Arial"/>
+          <w:i w:val="0"/>
+          <w:iCs w:val="0"/>
+          <w:color w:val="auto"/>
+          <w:sz w:val="20"/>
+          <w:szCs w:val="20"/>
+        </w:rPr>
+        <w:t>Pacientes</w:t>
+      </w:r>
+    </w:p>
+    <w:p>
+      <w:pPr>
+        <w:jc w:val="center"/>
+      </w:pPr>
+      <w:r>
+        <w:drawing>
+          <wp:inline distT="0" distB="0" distL="0" distR="0" wp14:anchorId="64D81A73" wp14:editId="6769F4B7">
+            <wp:extent cx="5760720" cy="2835275"/>
+            <wp:effectExtent l="0" t="0" r="0" b="3175"/>
+            <wp:docPr id="2134140635" name="Imagem 16"/>
+            <wp:cNvGraphicFramePr>
+              <a:graphicFrameLocks xmlns:a="http://schemas.openxmlformats.org/drawingml/2006/main" noChangeAspect="1"/>
+            </wp:cNvGraphicFramePr>
+            <a:graphic xmlns:a="http://schemas.openxmlformats.org/drawingml/2006/main">
+              <a:graphicData uri="http://schemas.openxmlformats.org/drawingml/2006/picture">
+                <pic:pic xmlns:pic="http://schemas.openxmlformats.org/drawingml/2006/picture">
+                  <pic:nvPicPr>
+                    <pic:cNvPr id="0" name="Picture 55"/>
+                    <pic:cNvPicPr>
+                      <a:picLocks noChangeAspect="1" noChangeArrowheads="1"/>
+                    </pic:cNvPicPr>
+                  </pic:nvPicPr>
+                  <pic:blipFill>
+                    <a:blip r:embed="rId10" cstate="print">
+                      <a:extLst>
+                        <a:ext uri="{28A0092B-C50C-407E-A947-70E740481C1C}">
+                          <a14:useLocalDpi xmlns:a14="http://schemas.microsoft.com/office/drawing/2010/main" val="0"/>
+                        </a:ext>
+                      </a:extLst>
+                    </a:blip>
+                    <a:srcRect/>
+                    <a:stretch>
+                      <a:fillRect/>
+                    </a:stretch>
+                  </pic:blipFill>
+                  <pic:spPr bwMode="auto">
+                    <a:xfrm>
+                      <a:off x="0" y="0"/>
+                      <a:ext cx="5760720" cy="2835275"/>
+                    </a:xfrm>
+                    <a:prstGeom prst="rect">
+                      <a:avLst/>
+                    </a:prstGeom>
+                    <a:noFill/>
+                    <a:ln>
+                      <a:noFill/>
+                    </a:ln>
+                  </pic:spPr>
+                </pic:pic>
+              </a:graphicData>
+            </a:graphic>
+          </wp:inline>
+        </w:drawing>
+      </w:r>
+    </w:p>
+    <w:p>
+      <w:pPr>
+        <w:spacing w:line="240" w:lineRule="auto"/>
+        <w:jc w:val="center"/>
+        <w:rPr>
+          <w:rFonts w:ascii="Arial" w:hAnsi="Arial" w:cs="Arial"/>
+          <w:sz w:val="20"/>
+          <w:szCs w:val="20"/>
+        </w:rPr>
+      </w:pPr>
+      <w:r>
+        <w:rPr>
+          <w:rFonts w:ascii="Arial" w:hAnsi="Arial" w:cs="Arial"/>
+          <w:sz w:val="20"/>
+          <w:szCs w:val="20"/>
+        </w:rPr>
+        <w:t>Fonte: O Autor</w:t>
+      </w:r>
+    </w:p>
+    <w:p>
+      <w:pPr>
+        <w:rPr>
+          <w:rFonts w:ascii="Arial" w:hAnsi="Arial" w:cs="Arial"/>
+          <w:sz w:val="24"/>
+          <w:szCs w:val="24"/>
+        </w:rPr>
+      </w:pPr>
+    </w:p>
+    <w:p>
+      <w:pPr>
+        <w:rPr>
+          <w:rFonts w:ascii="Arial" w:hAnsi="Arial" w:cs="Arial"/>
+          <w:sz w:val="24"/>
+          <w:szCs w:val="24"/>
+        </w:rPr>
+      </w:pPr>
+    </w:p>
+    <w:p>
+      <w:pPr>
+        <w:rPr>
+          <w:rFonts w:ascii="Arial" w:hAnsi="Arial" w:cs="Arial"/>
+          <w:sz w:val="24"/>
+          <w:szCs w:val="24"/>
+        </w:rPr>
+      </w:pPr>
+      <w:r>
+        <w:rPr>
+          <w:rFonts w:ascii="Arial" w:hAnsi="Arial" w:cs="Arial"/>
+          <w:sz w:val="24"/>
+          <w:szCs w:val="24"/>
+        </w:rPr>
+        <w:t>A tela de profissionais de saúde possibilita cadastrar e consultar dados dos profissionais que atuam na clínica, apoiando o controle das equipes e de suas informações de atendimento.</w:t>
+      </w:r>
+    </w:p>
+    <w:p>
+      <w:pPr>
+        <w:pStyle w:val="Legenda"/>
+        <w:keepNext/>
+        <w:spacing w:after="0" w:line="360" w:lineRule="auto"/>
+        <w:jc w:val="center"/>
+        <w:rPr>
+          <w:rFonts w:ascii="Arial" w:hAnsi="Arial" w:cs="Arial"/>
+          <w:i w:val="0"/>
+          <w:iCs w:val="0"/>
+          <w:color w:val="auto"/>
+          <w:sz w:val="20"/>
+          <w:szCs w:val="20"/>
+        </w:rPr>
+      </w:pPr>
+      <w:r>
+        <w:rPr>
+          <w:rFonts w:ascii="Arial" w:hAnsi="Arial" w:cs="Arial"/>
+          <w:i w:val="0"/>
+          <w:iCs w:val="0"/>
+          <w:color w:val="auto"/>
+          <w:sz w:val="20"/>
+          <w:szCs w:val="20"/>
+        </w:rPr>
+        <w:lastRenderedPageBreak/>
+        <w:t xml:space="preserve">Figura </w:t>
+      </w:r>
+      <w:r>
+        <w:rPr>
+          <w:rFonts w:ascii="Arial" w:hAnsi="Arial" w:cs="Arial"/>
+          <w:i w:val="0"/>
+          <w:iCs w:val="0"/>
+          <w:color w:val="auto"/>
+          <w:sz w:val="20"/>
+          <w:szCs w:val="20"/>
+        </w:rPr>
+        <w:t>4</w:t>
+      </w:r>
+      <w:r>
+        <w:rPr>
+          <w:rFonts w:ascii="Arial" w:hAnsi="Arial" w:cs="Arial"/>
+          <w:i w:val="0"/>
+          <w:iCs w:val="0"/>
+          <w:color w:val="auto"/>
+          <w:sz w:val="20"/>
+          <w:szCs w:val="20"/>
+        </w:rPr>
+        <w:t xml:space="preserve"> </w:t>
+      </w:r>
+      <w:r>
+        <w:rPr>
+          <w:rFonts w:ascii="Arial" w:hAnsi="Arial" w:cs="Arial"/>
+          <w:i w:val="0"/>
+          <w:iCs w:val="0"/>
+          <w:color w:val="auto"/>
+          <w:sz w:val="20"/>
+          <w:szCs w:val="20"/>
+        </w:rPr>
+        <w:t>–</w:t>
+      </w:r>
+      <w:r>
+        <w:rPr>
+          <w:rFonts w:ascii="Arial" w:hAnsi="Arial" w:cs="Arial"/>
+          <w:i w:val="0"/>
+          <w:iCs w:val="0"/>
+          <w:color w:val="auto"/>
+          <w:sz w:val="20"/>
+          <w:szCs w:val="20"/>
+        </w:rPr>
+        <w:t xml:space="preserve"> </w:t>
+      </w:r>
+      <w:r>
+        <w:rPr>
+          <w:rFonts w:ascii="Arial" w:hAnsi="Arial" w:cs="Arial"/>
+          <w:i w:val="0"/>
+          <w:iCs w:val="0"/>
+          <w:color w:val="auto"/>
+          <w:sz w:val="20"/>
+          <w:szCs w:val="20"/>
+        </w:rPr>
+        <w:t xml:space="preserve">Tela de </w:t>
+      </w:r>
+      <w:r>
+        <w:rPr>
+          <w:rFonts w:ascii="Arial" w:hAnsi="Arial" w:cs="Arial"/>
+          <w:i w:val="0"/>
+          <w:iCs w:val="0"/>
+          <w:color w:val="auto"/>
+          <w:sz w:val="20"/>
+          <w:szCs w:val="20"/>
+        </w:rPr>
+        <w:t>Profissionais de Saúde</w:t>
+      </w:r>
+    </w:p>
+    <w:p>
+      <w:r>
+        <w:drawing>
+          <wp:inline distT="0" distB="0" distL="0" distR="0" wp14:anchorId="44DAD581" wp14:editId="47B43534">
+            <wp:extent cx="5760720" cy="2835275"/>
+            <wp:effectExtent l="0" t="0" r="0" b="3175"/>
+            <wp:docPr id="1833354460" name="Imagem 18"/>
+            <wp:cNvGraphicFramePr>
+              <a:graphicFrameLocks xmlns:a="http://schemas.openxmlformats.org/drawingml/2006/main" noChangeAspect="1"/>
+            </wp:cNvGraphicFramePr>
+            <a:graphic xmlns:a="http://schemas.openxmlformats.org/drawingml/2006/main">
+              <a:graphicData uri="http://schemas.openxmlformats.org/drawingml/2006/picture">
+                <pic:pic xmlns:pic="http://schemas.openxmlformats.org/drawingml/2006/picture">
+                  <pic:nvPicPr>
+                    <pic:cNvPr id="0" name="Picture 62"/>
+                    <pic:cNvPicPr>
+                      <a:picLocks noChangeAspect="1" noChangeArrowheads="1"/>
+                    </pic:cNvPicPr>
+                  </pic:nvPicPr>
+                  <pic:blipFill>
+                    <a:blip r:embed="rId11" cstate="print">
+                      <a:extLst>
+                        <a:ext uri="{28A0092B-C50C-407E-A947-70E740481C1C}">
+                          <a14:useLocalDpi xmlns:a14="http://schemas.microsoft.com/office/drawing/2010/main" val="0"/>
+                        </a:ext>
+                      </a:extLst>
+                    </a:blip>
+                    <a:srcRect/>
+                    <a:stretch>
+                      <a:fillRect/>
+                    </a:stretch>
+                  </pic:blipFill>
+                  <pic:spPr bwMode="auto">
+                    <a:xfrm>
+                      <a:off x="0" y="0"/>
+                      <a:ext cx="5760720" cy="2835275"/>
+                    </a:xfrm>
+                    <a:prstGeom prst="rect">
+                      <a:avLst/>
+                    </a:prstGeom>
+                    <a:noFill/>
+                    <a:ln>
+                      <a:noFill/>
+                    </a:ln>
+                  </pic:spPr>
+                </pic:pic>
+              </a:graphicData>
+            </a:graphic>
+          </wp:inline>
+        </w:drawing>
+      </w:r>
+    </w:p>
+    <w:p>
+      <w:pPr>
+        <w:spacing w:line="240" w:lineRule="auto"/>
+        <w:jc w:val="center"/>
+        <w:rPr>
+          <w:rFonts w:ascii="Arial" w:hAnsi="Arial" w:cs="Arial"/>
+          <w:sz w:val="20"/>
+          <w:szCs w:val="20"/>
+        </w:rPr>
+      </w:pPr>
+      <w:r>
+        <w:rPr>
+          <w:rFonts w:ascii="Arial" w:hAnsi="Arial" w:cs="Arial"/>
+          <w:sz w:val="20"/>
+          <w:szCs w:val="20"/>
+        </w:rPr>
+        <w:t>Fonte: O Autor</w:t>
+      </w:r>
+    </w:p>
+    <w:p>
+      <w:pPr>
+        <w:rPr>
+          <w:rFonts w:ascii="Arial" w:hAnsi="Arial" w:cs="Arial"/>
+          <w:sz w:val="24"/>
+          <w:szCs w:val="24"/>
+        </w:rPr>
+      </w:pPr>
+    </w:p>
+    <w:p>
+      <w:pPr>
+        <w:rPr>
+          <w:rFonts w:ascii="Arial" w:hAnsi="Arial" w:cs="Arial"/>
+          <w:sz w:val="24"/>
+          <w:szCs w:val="24"/>
+        </w:rPr>
+      </w:pPr>
+    </w:p>
+    <w:p>
+      <w:pPr>
+        <w:rPr>
+          <w:rFonts w:ascii="Arial" w:hAnsi="Arial" w:cs="Arial"/>
+          <w:sz w:val="24"/>
+          <w:szCs w:val="24"/>
+        </w:rPr>
+      </w:pPr>
+      <w:r>
+        <w:rPr>
+          <w:rFonts w:ascii="Arial" w:hAnsi="Arial" w:cs="Arial"/>
+          <w:sz w:val="24"/>
+          <w:szCs w:val="24"/>
+        </w:rPr>
+        <w:t>A tela de agendamentos permite organizar consultas, visualizar horários e acompanhar compromissos cadastrados. Essa funcionalidade contribui para reduzir conflitos de agenda e melhorar o controle dos atendimentos.</w:t>
+      </w:r>
+    </w:p>
+    <w:p>
+      <w:pPr>
+        <w:pStyle w:val="Legenda"/>
+        <w:keepNext/>
+        <w:spacing w:after="0" w:line="360" w:lineRule="auto"/>
+        <w:jc w:val="center"/>
+        <w:rPr>
+          <w:rFonts w:ascii="Arial" w:hAnsi="Arial" w:cs="Arial"/>
+          <w:i w:val="0"/>
+          <w:iCs w:val="0"/>
+          <w:color w:val="auto"/>
+          <w:sz w:val="20"/>
+          <w:szCs w:val="20"/>
+        </w:rPr>
+      </w:pPr>
+      <w:r>
+        <w:rPr>
+          <w:rFonts w:ascii="Arial" w:hAnsi="Arial" w:cs="Arial"/>
+          <w:i w:val="0"/>
+          <w:iCs w:val="0"/>
+          <w:color w:val="auto"/>
+          <w:sz w:val="20"/>
+          <w:szCs w:val="20"/>
+        </w:rPr>
+        <w:t xml:space="preserve">Figura </w:t>
+      </w:r>
+      <w:r>
+        <w:rPr>
+          <w:rFonts w:ascii="Arial" w:hAnsi="Arial" w:cs="Arial"/>
+          <w:i w:val="0"/>
+          <w:iCs w:val="0"/>
+          <w:color w:val="auto"/>
+          <w:sz w:val="20"/>
+          <w:szCs w:val="20"/>
+        </w:rPr>
+        <w:t>5</w:t>
+      </w:r>
+      <w:r>
+        <w:rPr>
+          <w:rFonts w:ascii="Arial" w:hAnsi="Arial" w:cs="Arial"/>
+          <w:i w:val="0"/>
+          <w:iCs w:val="0"/>
+          <w:color w:val="auto"/>
+          <w:sz w:val="20"/>
+          <w:szCs w:val="20"/>
+        </w:rPr>
+        <w:t xml:space="preserve"> </w:t>
+      </w:r>
+      <w:r>
+        <w:rPr>
+          <w:rFonts w:ascii="Arial" w:hAnsi="Arial" w:cs="Arial"/>
+          <w:i w:val="0"/>
+          <w:iCs w:val="0"/>
+          <w:color w:val="auto"/>
+          <w:sz w:val="20"/>
+          <w:szCs w:val="20"/>
+        </w:rPr>
+        <w:t>–</w:t>
+      </w:r>
+      <w:r>
+        <w:rPr>
+          <w:rFonts w:ascii="Arial" w:hAnsi="Arial" w:cs="Arial"/>
+          <w:i w:val="0"/>
+          <w:iCs w:val="0"/>
+          <w:color w:val="auto"/>
+          <w:sz w:val="20"/>
+          <w:szCs w:val="20"/>
+        </w:rPr>
+        <w:t xml:space="preserve"> </w:t>
+      </w:r>
+      <w:r>
+        <w:rPr>
+          <w:rFonts w:ascii="Arial" w:hAnsi="Arial" w:cs="Arial"/>
+          <w:i w:val="0"/>
+          <w:iCs w:val="0"/>
+          <w:color w:val="auto"/>
+          <w:sz w:val="20"/>
+          <w:szCs w:val="20"/>
+        </w:rPr>
+        <w:t xml:space="preserve">Tela de </w:t>
+      </w:r>
+      <w:r>
+        <w:rPr>
+          <w:rFonts w:ascii="Arial" w:hAnsi="Arial" w:cs="Arial"/>
+          <w:i w:val="0"/>
+          <w:iCs w:val="0"/>
+          <w:color w:val="auto"/>
+          <w:sz w:val="20"/>
+          <w:szCs w:val="20"/>
+        </w:rPr>
+        <w:t>Agendamentos</w:t>
+      </w:r>
+    </w:p>
+    <w:p>
+      <w:r>
+        <w:drawing>
+          <wp:inline distT="0" distB="0" distL="0" distR="0" wp14:anchorId="5FE9CABB" wp14:editId="783C9886">
+            <wp:extent cx="5760720" cy="2835275"/>
+            <wp:effectExtent l="0" t="0" r="0" b="3175"/>
+            <wp:docPr id="1244392191" name="Imagem 20"/>
+            <wp:cNvGraphicFramePr>
+              <a:graphicFrameLocks xmlns:a="http://schemas.openxmlformats.org/drawingml/2006/main" noChangeAspect="1"/>
+            </wp:cNvGraphicFramePr>
+            <a:graphic xmlns:a="http://schemas.openxmlformats.org/drawingml/2006/main">
+              <a:graphicData uri="http://schemas.openxmlformats.org/drawingml/2006/picture">
+                <pic:pic xmlns:pic="http://schemas.openxmlformats.org/drawingml/2006/picture">
+                  <pic:nvPicPr>
+                    <pic:cNvPr id="0" name="Picture 69"/>
+                    <pic:cNvPicPr>
+                      <a:picLocks noChangeAspect="1" noChangeArrowheads="1"/>
+                    </pic:cNvPicPr>
+                  </pic:nvPicPr>
+                  <pic:blipFill>
+                    <a:blip r:embed="rId12" cstate="print">
+                      <a:extLst>
+                        <a:ext uri="{28A0092B-C50C-407E-A947-70E740481C1C}">
+                          <a14:useLocalDpi xmlns:a14="http://schemas.microsoft.com/office/drawing/2010/main" val="0"/>
+                        </a:ext>
+                      </a:extLst>
+                    </a:blip>
+                    <a:srcRect/>
+                    <a:stretch>
+                      <a:fillRect/>
+                    </a:stretch>
+                  </pic:blipFill>
+                  <pic:spPr bwMode="auto">
+                    <a:xfrm>
+                      <a:off x="0" y="0"/>
+                      <a:ext cx="5760720" cy="2835275"/>
+                    </a:xfrm>
+                    <a:prstGeom prst="rect">
+                      <a:avLst/>
+                    </a:prstGeom>
+                    <a:noFill/>
+                    <a:ln>
+                      <a:noFill/>
+                    </a:ln>
+                  </pic:spPr>
+                </pic:pic>
+              </a:graphicData>
+            </a:graphic>
+          </wp:inline>
+        </w:drawing>
+      </w:r>
+    </w:p>
+    <w:p>
+      <w:pPr>
+        <w:spacing w:line="240" w:lineRule="auto"/>
+        <w:jc w:val="center"/>
+        <w:rPr>
+          <w:rFonts w:ascii="Arial" w:hAnsi="Arial" w:cs="Arial"/>
+          <w:sz w:val="20"/>
+          <w:szCs w:val="20"/>
+        </w:rPr>
+      </w:pPr>
+      <w:r>
+        <w:rPr>
+          <w:rFonts w:ascii="Arial" w:hAnsi="Arial" w:cs="Arial"/>
+          <w:sz w:val="20"/>
+          <w:szCs w:val="20"/>
+        </w:rPr>
+        <w:t>Fonte: O Autor</w:t>
+      </w:r>
+    </w:p>
+    <w:p>
+      <w:pPr>
+        <w:rPr>
+          <w:rFonts w:ascii="Arial" w:hAnsi="Arial" w:cs="Arial"/>
+          <w:sz w:val="24"/>
+          <w:szCs w:val="24"/>
+        </w:rPr>
+      </w:pPr>
+    </w:p>
+    <w:p>
+      <w:pPr>
+        <w:rPr>
+          <w:rFonts w:ascii="Arial" w:hAnsi="Arial" w:cs="Arial"/>
+          <w:sz w:val="24"/>
+          <w:szCs w:val="24"/>
+        </w:rPr>
+      </w:pPr>
+    </w:p>
+    <w:p>
+      <w:pPr>
+        <w:rPr>
+          <w:rFonts w:ascii="Arial" w:hAnsi="Arial" w:cs="Arial"/>
+          <w:sz w:val="24"/>
+          <w:szCs w:val="24"/>
+        </w:rPr>
+      </w:pPr>
+      <w:r>
+        <w:rPr>
+          <w:rFonts w:ascii="Arial" w:hAnsi="Arial" w:cs="Arial"/>
+          <w:sz w:val="24"/>
+          <w:szCs w:val="24"/>
+        </w:rPr>
+        <w:lastRenderedPageBreak/>
+        <w:t>A tela de atendimentos é utilizada para registrar informações referentes às consultas realizadas, contribuindo para a composição do histórico do paciente e para a continuidade do cuidado.</w:t>
+      </w:r>
+    </w:p>
+    <w:p>
+      <w:pPr>
+        <w:pStyle w:val="Legenda"/>
+        <w:keepNext/>
+        <w:spacing w:after="0" w:line="360" w:lineRule="auto"/>
+        <w:jc w:val="center"/>
+        <w:rPr>
+          <w:rFonts w:ascii="Arial" w:hAnsi="Arial" w:cs="Arial"/>
+          <w:i w:val="0"/>
+          <w:iCs w:val="0"/>
+          <w:color w:val="auto"/>
+          <w:sz w:val="20"/>
+          <w:szCs w:val="20"/>
+        </w:rPr>
+      </w:pPr>
+      <w:r>
+        <w:rPr>
+          <w:rFonts w:ascii="Arial" w:hAnsi="Arial" w:cs="Arial"/>
+          <w:i w:val="0"/>
+          <w:iCs w:val="0"/>
+          <w:color w:val="auto"/>
+          <w:sz w:val="20"/>
+          <w:szCs w:val="20"/>
+        </w:rPr>
+        <w:t xml:space="preserve">Figura </w:t>
+      </w:r>
+      <w:r>
+        <w:rPr>
+          <w:rFonts w:ascii="Arial" w:hAnsi="Arial" w:cs="Arial"/>
+          <w:i w:val="0"/>
+          <w:iCs w:val="0"/>
+          <w:color w:val="auto"/>
+          <w:sz w:val="20"/>
+          <w:szCs w:val="20"/>
+        </w:rPr>
+        <w:t>6</w:t>
+      </w:r>
+      <w:r>
+        <w:rPr>
+          <w:rFonts w:ascii="Arial" w:hAnsi="Arial" w:cs="Arial"/>
+          <w:i w:val="0"/>
+          <w:iCs w:val="0"/>
+          <w:color w:val="auto"/>
+          <w:sz w:val="20"/>
+          <w:szCs w:val="20"/>
+        </w:rPr>
+        <w:t xml:space="preserve"> </w:t>
+      </w:r>
+      <w:r>
+        <w:rPr>
+          <w:rFonts w:ascii="Arial" w:hAnsi="Arial" w:cs="Arial"/>
+          <w:i w:val="0"/>
+          <w:iCs w:val="0"/>
+          <w:color w:val="auto"/>
+          <w:sz w:val="20"/>
+          <w:szCs w:val="20"/>
+        </w:rPr>
+        <w:t>–</w:t>
+      </w:r>
+      <w:r>
+        <w:rPr>
+          <w:rFonts w:ascii="Arial" w:hAnsi="Arial" w:cs="Arial"/>
+          <w:i w:val="0"/>
+          <w:iCs w:val="0"/>
+          <w:color w:val="auto"/>
+          <w:sz w:val="20"/>
+          <w:szCs w:val="20"/>
+        </w:rPr>
+        <w:t xml:space="preserve"> </w:t>
+      </w:r>
+      <w:r>
+        <w:rPr>
+          <w:rFonts w:ascii="Arial" w:hAnsi="Arial" w:cs="Arial"/>
+          <w:i w:val="0"/>
+          <w:iCs w:val="0"/>
+          <w:color w:val="auto"/>
+          <w:sz w:val="20"/>
+          <w:szCs w:val="20"/>
+        </w:rPr>
+        <w:t xml:space="preserve">Tela de </w:t>
+      </w:r>
+      <w:r>
+        <w:rPr>
+          <w:rFonts w:ascii="Arial" w:hAnsi="Arial" w:cs="Arial"/>
+          <w:i w:val="0"/>
+          <w:iCs w:val="0"/>
+          <w:color w:val="auto"/>
+          <w:sz w:val="20"/>
+          <w:szCs w:val="20"/>
+        </w:rPr>
+        <w:t>Atendimentos</w:t>
+      </w:r>
+    </w:p>
+    <w:p>
+      <w:r>
+        <w:drawing>
+          <wp:inline distT="0" distB="0" distL="0" distR="0" wp14:anchorId="5698FF0C" wp14:editId="7CEBAC44">
+            <wp:extent cx="5760720" cy="2835275"/>
+            <wp:effectExtent l="0" t="0" r="0" b="3175"/>
+            <wp:docPr id="1382560903" name="Imagem 22"/>
+            <wp:cNvGraphicFramePr>
+              <a:graphicFrameLocks xmlns:a="http://schemas.openxmlformats.org/drawingml/2006/main" noChangeAspect="1"/>
+            </wp:cNvGraphicFramePr>
+            <a:graphic xmlns:a="http://schemas.openxmlformats.org/drawingml/2006/main">
+              <a:graphicData uri="http://schemas.openxmlformats.org/drawingml/2006/picture">
+                <pic:pic xmlns:pic="http://schemas.openxmlformats.org/drawingml/2006/picture">
+                  <pic:nvPicPr>
+                    <pic:cNvPr id="0" name="Picture 76"/>
+                    <pic:cNvPicPr>
+                      <a:picLocks noChangeAspect="1" noChangeArrowheads="1"/>
+                    </pic:cNvPicPr>
+                  </pic:nvPicPr>
+                  <pic:blipFill>
+                    <a:blip r:embed="rId13" cstate="print">
+                      <a:extLst>
+                        <a:ext uri="{28A0092B-C50C-407E-A947-70E740481C1C}">
+                          <a14:useLocalDpi xmlns:a14="http://schemas.microsoft.com/office/drawing/2010/main" val="0"/>
+                        </a:ext>
+                      </a:extLst>
+                    </a:blip>
+                    <a:srcRect/>
+                    <a:stretch>
+                      <a:fillRect/>
+                    </a:stretch>
+                  </pic:blipFill>
+                  <pic:spPr bwMode="auto">
+                    <a:xfrm>
+                      <a:off x="0" y="0"/>
+                      <a:ext cx="5760720" cy="2835275"/>
+                    </a:xfrm>
+                    <a:prstGeom prst="rect">
+                      <a:avLst/>
+                    </a:prstGeom>
+                    <a:noFill/>
+                    <a:ln>
+                      <a:noFill/>
+                    </a:ln>
+                  </pic:spPr>
+                </pic:pic>
+              </a:graphicData>
+            </a:graphic>
+          </wp:inline>
+        </w:drawing>
+      </w:r>
+    </w:p>
+    <w:p>
+      <w:pPr>
+        <w:spacing w:line="240" w:lineRule="auto"/>
+        <w:jc w:val="center"/>
+        <w:rPr>
+          <w:rFonts w:ascii="Arial" w:hAnsi="Arial" w:cs="Arial"/>
+          <w:sz w:val="20"/>
+          <w:szCs w:val="20"/>
+        </w:rPr>
+      </w:pPr>
+      <w:r>
+        <w:rPr>
+          <w:rFonts w:ascii="Arial" w:hAnsi="Arial" w:cs="Arial"/>
+          <w:sz w:val="20"/>
+          <w:szCs w:val="20"/>
+        </w:rPr>
+        <w:t>Fonte: O Autor</w:t>
+      </w:r>
+    </w:p>
+    <w:p>
+      <w:pPr>
+        <w:rPr>
+          <w:rFonts w:ascii="Arial" w:hAnsi="Arial" w:cs="Arial"/>
+          <w:sz w:val="24"/>
+          <w:szCs w:val="24"/>
+        </w:rPr>
+      </w:pPr>
+    </w:p>
+    <w:p>
+      <w:pPr>
+        <w:rPr>
+          <w:rFonts w:ascii="Arial" w:hAnsi="Arial" w:cs="Arial"/>
+          <w:sz w:val="24"/>
+          <w:szCs w:val="24"/>
+        </w:rPr>
+      </w:pPr>
+      <w:r>
+        <w:rPr>
+          <w:rFonts w:ascii="Arial" w:hAnsi="Arial" w:cs="Arial"/>
+          <w:sz w:val="24"/>
+          <w:szCs w:val="24"/>
+        </w:rPr>
+        <w:t>A tela de</w:t>
+      </w:r>
+      <w:r>
+        <w:rPr>
+          <w:rFonts w:ascii="Arial" w:hAnsi="Arial" w:cs="Arial"/>
+          <w:i/>
+          <w:iCs/>
+          <w:sz w:val="24"/>
+          <w:szCs w:val="24"/>
+        </w:rPr>
+        <w:t xml:space="preserve"> </w:t>
+      </w:r>
+      <w:r>
+        <w:rPr>
+          <w:rFonts w:ascii="Arial" w:hAnsi="Arial" w:cs="Arial"/>
+          <w:i/>
+          <w:iCs/>
+          <w:sz w:val="24"/>
+          <w:szCs w:val="24"/>
+        </w:rPr>
+        <w:t>dashboard</w:t>
+      </w:r>
+      <w:r>
+        <w:rPr>
+          <w:rFonts w:ascii="Arial" w:hAnsi="Arial" w:cs="Arial"/>
+          <w:sz w:val="24"/>
+          <w:szCs w:val="24"/>
+        </w:rPr>
+        <w:t xml:space="preserve"> apresenta informações e indicadores relacionados à operação da clínica, </w:t>
+      </w:r>
+      <w:r>
+        <w:rPr>
+          <w:rFonts w:ascii="Arial" w:hAnsi="Arial" w:cs="Arial"/>
+          <w:sz w:val="24"/>
+          <w:szCs w:val="24"/>
+        </w:rPr>
+        <w:t xml:space="preserve">faturamento, agenda e crescimento, </w:t>
+      </w:r>
+      <w:r>
+        <w:rPr>
+          <w:rFonts w:ascii="Arial" w:hAnsi="Arial" w:cs="Arial"/>
+          <w:sz w:val="24"/>
+          <w:szCs w:val="24"/>
+        </w:rPr>
+        <w:t>auxiliando na visualização rápida de dados importantes para acompanhamento administrativo.</w:t>
+      </w:r>
+    </w:p>
+    <w:p>
+      <w:pPr>
+        <w:pStyle w:val="Legenda"/>
+        <w:keepNext/>
+        <w:jc w:val="center"/>
+        <w:rPr>
+          <w:rFonts w:ascii="Arial" w:hAnsi="Arial" w:cs="Arial"/>
+          <w:sz w:val="20"/>
+          <w:szCs w:val="20"/>
+        </w:rPr>
+      </w:pPr>
+      <w:r>
+        <w:rPr>
+          <w:rFonts w:ascii="Arial" w:hAnsi="Arial" w:cs="Arial"/>
+          <w:i w:val="0"/>
+          <w:iCs w:val="0"/>
+          <w:color w:val="auto"/>
+          <w:sz w:val="20"/>
+          <w:szCs w:val="20"/>
+        </w:rPr>
+        <w:t xml:space="preserve">Figura </w:t>
+      </w:r>
+      <w:r>
+        <w:rPr>
+          <w:rFonts w:ascii="Arial" w:hAnsi="Arial" w:cs="Arial"/>
+          <w:i w:val="0"/>
+          <w:iCs w:val="0"/>
+          <w:color w:val="auto"/>
+          <w:sz w:val="20"/>
+          <w:szCs w:val="20"/>
+        </w:rPr>
+        <w:t>7</w:t>
+      </w:r>
+      <w:r>
+        <w:rPr>
+          <w:rFonts w:ascii="Arial" w:hAnsi="Arial" w:cs="Arial"/>
+          <w:i w:val="0"/>
+          <w:iCs w:val="0"/>
+          <w:color w:val="auto"/>
+          <w:sz w:val="20"/>
+          <w:szCs w:val="20"/>
+        </w:rPr>
+        <w:t xml:space="preserve"> </w:t>
+      </w:r>
+      <w:r>
+        <w:rPr>
+          <w:rFonts w:ascii="Arial" w:hAnsi="Arial" w:cs="Arial"/>
+          <w:i w:val="0"/>
+          <w:iCs w:val="0"/>
+          <w:color w:val="auto"/>
+          <w:sz w:val="20"/>
+          <w:szCs w:val="20"/>
+        </w:rPr>
+        <w:t>–</w:t>
+      </w:r>
+      <w:r>
+        <w:rPr>
+          <w:rFonts w:ascii="Arial" w:hAnsi="Arial" w:cs="Arial"/>
+          <w:i w:val="0"/>
+          <w:iCs w:val="0"/>
+          <w:color w:val="auto"/>
+          <w:sz w:val="20"/>
+          <w:szCs w:val="20"/>
+        </w:rPr>
+        <w:t xml:space="preserve"> </w:t>
+      </w:r>
+      <w:r>
+        <w:rPr>
+          <w:rFonts w:ascii="Arial" w:hAnsi="Arial" w:cs="Arial"/>
+          <w:i w:val="0"/>
+          <w:iCs w:val="0"/>
+          <w:color w:val="auto"/>
+          <w:sz w:val="20"/>
+          <w:szCs w:val="20"/>
+        </w:rPr>
+        <w:t xml:space="preserve">Tela de </w:t>
+      </w:r>
+      <w:r>
+        <w:rPr>
+          <w:rFonts w:ascii="Arial" w:hAnsi="Arial" w:cs="Arial"/>
+          <w:color w:val="auto"/>
+          <w:sz w:val="20"/>
+          <w:szCs w:val="20"/>
+        </w:rPr>
+        <w:t>Dashboard</w:t>
+      </w:r>
+      <w:r>
+        <w:rPr>
+          <w:rFonts w:ascii="Times New Roman" w:eastAsia="Times New Roman" w:hAnsi="Times New Roman" w:cs="Times New Roman"/>
+          <w:sz w:val="24"/>
+          <w:szCs w:val="24"/>
+        </w:rPr>
+        <w:t xml:space="preserve"> </w:t>
+      </w:r>
+      <w:r>
+        <w:rPr>
+          <w:rFonts w:ascii="Arial" w:hAnsi="Arial" w:cs="Arial"/>
+          <w:sz w:val="20"/>
+          <w:szCs w:val="20"/>
+        </w:rPr>
+        <w:drawing>
+          <wp:inline distT="0" distB="0" distL="0" distR="0" wp14:anchorId="5BA8A409" wp14:editId="3EE1F11D">
+            <wp:extent cx="5884410" cy="3308684"/>
+            <wp:effectExtent l="0" t="0" r="2540" b="6350"/>
+            <wp:docPr id="464236447" name="Imagem 26"/>
+            <wp:cNvGraphicFramePr>
+              <a:graphicFrameLocks xmlns:a="http://schemas.openxmlformats.org/drawingml/2006/main" noChangeAspect="1"/>
+            </wp:cNvGraphicFramePr>
+            <a:graphic xmlns:a="http://schemas.openxmlformats.org/drawingml/2006/main">
+              <a:graphicData uri="http://schemas.openxmlformats.org/drawingml/2006/picture">
+                <pic:pic xmlns:pic="http://schemas.openxmlformats.org/drawingml/2006/picture">
+                  <pic:nvPicPr>
+                    <pic:cNvPr id="0" name="Picture 93"/>
+                    <pic:cNvPicPr>
+                      <a:picLocks noChangeAspect="1" noChangeArrowheads="1"/>
+                    </pic:cNvPicPr>
+                  </pic:nvPicPr>
+                  <pic:blipFill>
+                    <a:blip r:embed="rId14" cstate="print">
+                      <a:extLst>
+                        <a:ext uri="{28A0092B-C50C-407E-A947-70E740481C1C}">
+                          <a14:useLocalDpi xmlns:a14="http://schemas.microsoft.com/office/drawing/2010/main" val="0"/>
+                        </a:ext>
+                      </a:extLst>
+                    </a:blip>
+                    <a:srcRect/>
+                    <a:stretch>
+                      <a:fillRect/>
+                    </a:stretch>
+                  </pic:blipFill>
+                  <pic:spPr bwMode="auto">
+                    <a:xfrm>
+                      <a:off x="0" y="0"/>
+                      <a:ext cx="5896487" cy="3315475"/>
+                    </a:xfrm>
+                    <a:prstGeom prst="rect">
+                      <a:avLst/>
+                    </a:prstGeom>
+                    <a:noFill/>
+                    <a:ln>
+                      <a:noFill/>
+                    </a:ln>
+                  </pic:spPr>
+                </pic:pic>
+              </a:graphicData>
+            </a:graphic>
+          </wp:inline>
+        </w:drawing>
+      </w:r>
+    </w:p>
+    <w:p>
+      <w:pPr>
+        <w:spacing w:line="240" w:lineRule="auto"/>
+        <w:jc w:val="center"/>
+        <w:rPr>
+          <w:rFonts w:ascii="Arial" w:hAnsi="Arial" w:cs="Arial"/>
+          <w:sz w:val="20"/>
+          <w:szCs w:val="20"/>
+        </w:rPr>
+      </w:pPr>
+      <w:r>
+        <w:rPr>
+          <w:rFonts w:ascii="Arial" w:hAnsi="Arial" w:cs="Arial"/>
+          <w:sz w:val="20"/>
+          <w:szCs w:val="20"/>
+        </w:rPr>
+        <w:t>Fonte: O Autor</w:t>
+      </w:r>
     </w:p>
     <w:p>
       <w:pPr>
@@ -3650,6 +5308,13 @@
       </w:pPr>
       <w:bookmarkStart w:id="4" w:name="_lh43w9r8q5ud" w:colFirst="0" w:colLast="0"/>
       <w:bookmarkEnd w:id="4"/>
+    </w:p>
+    <w:p>
+      <w:pPr>
+        <w:pStyle w:val="Ttulo1"/>
+        <w:widowControl w:val="0"/>
+        <w:ind w:left="0"/>
+      </w:pPr>
       <w:r>
         <w:t>3 CONCLUSÃO</w:t>
       </w:r>
@@ -3670,8 +5335,273 @@
           <w:szCs w:val="24"/>
         </w:rPr>
       </w:pPr>
-      <w:bookmarkStart w:id="5" w:name="_4z1u9du1ke0" w:colFirst="0" w:colLast="0"/>
-      <w:bookmarkEnd w:id="5"/>
+      <w:r>
+        <w:rPr>
+          <w:rFonts w:ascii="Arial" w:eastAsia="Arial" w:hAnsi="Arial" w:cs="Arial"/>
+          <w:sz w:val="24"/>
+          <w:szCs w:val="24"/>
+        </w:rPr>
+        <w:t>O estágio supervisionado possibilitou a aplicação prática dos conhecimentos adquiridos ao longo do curso de Ciência da Computação por meio do desenvolvimento do sistema</w:t>
+      </w:r>
+      <w:r>
+        <w:rPr>
+          <w:rFonts w:ascii="Arial" w:eastAsia="Arial" w:hAnsi="Arial" w:cs="Arial"/>
+          <w:sz w:val="24"/>
+          <w:szCs w:val="24"/>
+        </w:rPr>
+        <w:t xml:space="preserve"> </w:t>
+      </w:r>
+      <w:proofErr w:type="spellStart"/>
+      <w:r>
+        <w:rPr>
+          <w:rFonts w:ascii="Arial" w:eastAsia="Arial" w:hAnsi="Arial" w:cs="Arial"/>
+          <w:i/>
+          <w:iCs/>
+          <w:sz w:val="24"/>
+          <w:szCs w:val="24"/>
+        </w:rPr>
+        <w:t>ClinGest</w:t>
+      </w:r>
+      <w:proofErr w:type="spellEnd"/>
+      <w:r>
+        <w:rPr>
+          <w:rFonts w:ascii="Arial" w:eastAsia="Arial" w:hAnsi="Arial" w:cs="Arial"/>
+          <w:sz w:val="24"/>
+          <w:szCs w:val="24"/>
+        </w:rPr>
+        <w:t>. O projeto permitiu vivenciar etapas importantes do processo de construção de software, desde a compreensão do problema e levantamento de requisitos até a modelagem, implementação de funcionalidades e organização das interfaces do sistema.</w:t>
+      </w:r>
+    </w:p>
+    <w:p>
+      <w:pPr>
+        <w:widowControl w:val="0"/>
+        <w:pBdr>
+          <w:top w:val="nil"/>
+          <w:left w:val="nil"/>
+          <w:bottom w:val="nil"/>
+          <w:right w:val="nil"/>
+          <w:between w:val="nil"/>
+        </w:pBdr>
+        <w:rPr>
+          <w:rFonts w:ascii="Arial" w:eastAsia="Arial" w:hAnsi="Arial" w:cs="Arial"/>
+          <w:sz w:val="24"/>
+          <w:szCs w:val="24"/>
+        </w:rPr>
+      </w:pPr>
+    </w:p>
+    <w:p>
+      <w:pPr>
+        <w:widowControl w:val="0"/>
+        <w:pBdr>
+          <w:top w:val="nil"/>
+          <w:left w:val="nil"/>
+          <w:bottom w:val="nil"/>
+          <w:right w:val="nil"/>
+          <w:between w:val="nil"/>
+        </w:pBdr>
+        <w:rPr>
+          <w:rFonts w:ascii="Arial" w:eastAsia="Arial" w:hAnsi="Arial" w:cs="Arial"/>
+          <w:sz w:val="24"/>
+          <w:szCs w:val="24"/>
+        </w:rPr>
+      </w:pPr>
+      <w:r>
+        <w:rPr>
+          <w:rFonts w:ascii="Arial" w:eastAsia="Arial" w:hAnsi="Arial" w:cs="Arial"/>
+          <w:sz w:val="24"/>
+          <w:szCs w:val="24"/>
+        </w:rPr>
+        <w:t>Como resultado, foi desenvolvida uma solução voltada à gestão de clínicas de saúde, com recursos para cadastro e gerenciamento de pacientes, usuários, profissionais, disponibilidade, agendamentos e atendimentos. O sistema também contempla a organização de documentos eletrônicos e a visualização de informações administrativas, contribuindo para a centralização dos dados e para a melhoria da rotina operacional da clínica.</w:t>
+      </w:r>
+    </w:p>
+    <w:p>
+      <w:pPr>
+        <w:widowControl w:val="0"/>
+        <w:pBdr>
+          <w:top w:val="nil"/>
+          <w:left w:val="nil"/>
+          <w:bottom w:val="nil"/>
+          <w:right w:val="nil"/>
+          <w:between w:val="nil"/>
+        </w:pBdr>
+        <w:rPr>
+          <w:rFonts w:ascii="Arial" w:eastAsia="Arial" w:hAnsi="Arial" w:cs="Arial"/>
+          <w:sz w:val="24"/>
+          <w:szCs w:val="24"/>
+        </w:rPr>
+      </w:pPr>
+    </w:p>
+    <w:p>
+      <w:pPr>
+        <w:widowControl w:val="0"/>
+        <w:pBdr>
+          <w:top w:val="nil"/>
+          <w:left w:val="nil"/>
+          <w:bottom w:val="nil"/>
+          <w:right w:val="nil"/>
+          <w:between w:val="nil"/>
+        </w:pBdr>
+        <w:rPr>
+          <w:rFonts w:ascii="Arial" w:eastAsia="Arial" w:hAnsi="Arial" w:cs="Arial"/>
+          <w:sz w:val="24"/>
+          <w:szCs w:val="24"/>
+        </w:rPr>
+      </w:pPr>
+      <w:r>
+        <w:rPr>
+          <w:rFonts w:ascii="Arial" w:eastAsia="Arial" w:hAnsi="Arial" w:cs="Arial"/>
+          <w:sz w:val="24"/>
+          <w:szCs w:val="24"/>
+        </w:rPr>
+        <w:t>Durante o desenvolvimento, foram reforçados conhecimentos relacionados à análise de sistemas, modelagem UML, estruturação de módulos, controle de acesso, organização de informações e preocupação com a segurança de dados sensíveis. Também foram identificados desafios comuns em projetos reais, como a necessidade de transformar requisitos em funcionalidades objetivas, manter a consistência das informações e criar uma interface compreensível para diferentes perfis de usuários.</w:t>
+      </w:r>
+    </w:p>
+    <w:p>
+      <w:pPr>
+        <w:widowControl w:val="0"/>
+        <w:pBdr>
+          <w:top w:val="nil"/>
+          <w:left w:val="nil"/>
+          <w:bottom w:val="nil"/>
+          <w:right w:val="nil"/>
+          <w:between w:val="nil"/>
+        </w:pBdr>
+        <w:rPr>
+          <w:rFonts w:ascii="Arial" w:eastAsia="Arial" w:hAnsi="Arial" w:cs="Arial"/>
+          <w:sz w:val="24"/>
+          <w:szCs w:val="24"/>
+        </w:rPr>
+      </w:pPr>
+    </w:p>
+    <w:p>
+      <w:pPr>
+        <w:widowControl w:val="0"/>
+        <w:pBdr>
+          <w:top w:val="nil"/>
+          <w:left w:val="nil"/>
+          <w:bottom w:val="nil"/>
+          <w:right w:val="nil"/>
+          <w:between w:val="nil"/>
+        </w:pBdr>
+        <w:rPr>
+          <w:rFonts w:ascii="Arial" w:eastAsia="Arial" w:hAnsi="Arial" w:cs="Arial"/>
+          <w:sz w:val="24"/>
+          <w:szCs w:val="24"/>
+        </w:rPr>
+      </w:pPr>
+      <w:r>
+        <w:rPr>
+          <w:rFonts w:ascii="Arial" w:eastAsia="Arial" w:hAnsi="Arial" w:cs="Arial"/>
+          <w:sz w:val="24"/>
+          <w:szCs w:val="24"/>
+        </w:rPr>
+        <w:t>A experiência do estágio foi importante para a formação profissional, pois aproximou os conteúdos acadêmicos de uma situação prática de desenvolvimento. Além disso, o</w:t>
+      </w:r>
+      <w:r>
+        <w:rPr>
+          <w:rFonts w:ascii="Arial" w:eastAsia="Arial" w:hAnsi="Arial" w:cs="Arial"/>
+          <w:sz w:val="24"/>
+          <w:szCs w:val="24"/>
+        </w:rPr>
+        <w:t xml:space="preserve"> </w:t>
+      </w:r>
+      <w:proofErr w:type="spellStart"/>
+      <w:r>
+        <w:rPr>
+          <w:rFonts w:ascii="Arial" w:eastAsia="Arial" w:hAnsi="Arial" w:cs="Arial"/>
+          <w:i/>
+          <w:iCs/>
+          <w:sz w:val="24"/>
+          <w:szCs w:val="24"/>
+        </w:rPr>
+        <w:t>ClinGest</w:t>
+      </w:r>
+      <w:proofErr w:type="spellEnd"/>
+      <w:r>
+        <w:rPr>
+          <w:rFonts w:ascii="Arial" w:eastAsia="Arial" w:hAnsi="Arial" w:cs="Arial"/>
+          <w:sz w:val="24"/>
+          <w:szCs w:val="24"/>
+        </w:rPr>
+        <w:t xml:space="preserve"> apresenta benefícios para a empresa ao reduzir a dependência de controles manuais, melhorar a rastreabilidade dos processos e facilitar o acesso às informações necessárias para a gestão clínica.</w:t>
+      </w:r>
+    </w:p>
+    <w:p>
+      <w:pPr>
+        <w:widowControl w:val="0"/>
+        <w:pBdr>
+          <w:top w:val="nil"/>
+          <w:left w:val="nil"/>
+          <w:bottom w:val="nil"/>
+          <w:right w:val="nil"/>
+          <w:between w:val="nil"/>
+        </w:pBdr>
+        <w:rPr>
+          <w:rFonts w:ascii="Arial" w:eastAsia="Arial" w:hAnsi="Arial" w:cs="Arial"/>
+          <w:sz w:val="24"/>
+          <w:szCs w:val="24"/>
+        </w:rPr>
+      </w:pPr>
+    </w:p>
+    <w:p>
+      <w:pPr>
+        <w:widowControl w:val="0"/>
+        <w:pBdr>
+          <w:top w:val="nil"/>
+          <w:left w:val="nil"/>
+          <w:bottom w:val="nil"/>
+          <w:right w:val="nil"/>
+          <w:between w:val="nil"/>
+        </w:pBdr>
+        <w:rPr>
+          <w:rFonts w:ascii="Arial" w:eastAsia="Arial" w:hAnsi="Arial" w:cs="Arial"/>
+          <w:sz w:val="24"/>
+          <w:szCs w:val="24"/>
+        </w:rPr>
+      </w:pPr>
+      <w:r>
+        <w:rPr>
+          <w:rFonts w:ascii="Arial" w:eastAsia="Arial" w:hAnsi="Arial" w:cs="Arial"/>
+          <w:sz w:val="24"/>
+          <w:szCs w:val="24"/>
+        </w:rPr>
+        <w:t xml:space="preserve">Como trabalhos futuros, recomenda-se ampliar os indicadores do </w:t>
+      </w:r>
+      <w:r>
+        <w:rPr>
+          <w:rFonts w:ascii="Arial" w:eastAsia="Arial" w:hAnsi="Arial" w:cs="Arial"/>
+          <w:i/>
+          <w:iCs/>
+          <w:sz w:val="24"/>
+          <w:szCs w:val="24"/>
+        </w:rPr>
+        <w:t>dashboard</w:t>
+      </w:r>
+      <w:r>
+        <w:rPr>
+          <w:rFonts w:ascii="Arial" w:eastAsia="Arial" w:hAnsi="Arial" w:cs="Arial"/>
+          <w:sz w:val="24"/>
+          <w:szCs w:val="24"/>
+        </w:rPr>
+        <w:t>, implementar notificações automáticas para pacientes e profissionais e evoluir os recursos de atendimento clínico. Essas melhorias podem tornar o sistema ainda mais completo e adequado às necessidades de clínicas de saúde.</w:t>
+      </w:r>
+    </w:p>
+    <w:p>
+      <w:pPr>
+        <w:widowControl w:val="0"/>
+        <w:pBdr>
+          <w:top w:val="nil"/>
+          <w:left w:val="nil"/>
+          <w:bottom w:val="nil"/>
+          <w:right w:val="nil"/>
+          <w:between w:val="nil"/>
+        </w:pBdr>
+        <w:rPr>
+          <w:rFonts w:ascii="Arial" w:eastAsia="Arial" w:hAnsi="Arial" w:cs="Arial"/>
+          <w:sz w:val="24"/>
+          <w:szCs w:val="24"/>
+        </w:rPr>
+      </w:pPr>
     </w:p>
     <w:p>
       <w:pPr>
@@ -3690,26 +5620,6 @@
           <w:szCs w:val="24"/>
         </w:rPr>
       </w:pPr>
-      <w:bookmarkStart w:id="6" w:name="_5jnk3h7649uc" w:colFirst="0" w:colLast="0"/>
-      <w:bookmarkEnd w:id="6"/>
-    </w:p>
-    <w:p>
-      <w:pPr>
-        <w:widowControl w:val="0"/>
-        <w:pBdr>
-          <w:top w:val="nil"/>
-          <w:left w:val="nil"/>
-          <w:bottom w:val="nil"/>
-          <w:right w:val="nil"/>
-          <w:between w:val="nil"/>
-        </w:pBdr>
-        <w:ind w:firstLine="851"/>
-        <w:rPr>
-          <w:rFonts w:ascii="Arial" w:eastAsia="Arial" w:hAnsi="Arial" w:cs="Arial"/>
-          <w:sz w:val="24"/>
-          <w:szCs w:val="24"/>
-        </w:rPr>
-      </w:pPr>
     </w:p>
     <w:p>
       <w:pPr>
@@ -3719,35 +5629,21 @@
         <w:ind w:left="0"/>
         <w:jc w:val="center"/>
       </w:pPr>
-      <w:bookmarkStart w:id="7" w:name="_yo8xqs6p5ucb" w:colFirst="0" w:colLast="0"/>
-      <w:bookmarkStart w:id="8" w:name="_ls0r58lgdf85" w:colFirst="0" w:colLast="0"/>
-      <w:bookmarkStart w:id="9" w:name="_xkzj65a0cqe5" w:colFirst="0" w:colLast="0"/>
-      <w:bookmarkStart w:id="10" w:name="_gnixobbk35fy" w:colFirst="0" w:colLast="0"/>
-      <w:bookmarkStart w:id="11" w:name="_maj836rzalxf" w:colFirst="0" w:colLast="0"/>
-      <w:bookmarkStart w:id="12" w:name="_l1gpywlcu1pb" w:colFirst="0" w:colLast="0"/>
+      <w:bookmarkStart w:id="5" w:name="_yo8xqs6p5ucb" w:colFirst="0" w:colLast="0"/>
+      <w:bookmarkStart w:id="6" w:name="_ls0r58lgdf85" w:colFirst="0" w:colLast="0"/>
+      <w:bookmarkStart w:id="7" w:name="_xkzj65a0cqe5" w:colFirst="0" w:colLast="0"/>
+      <w:bookmarkStart w:id="8" w:name="_gnixobbk35fy" w:colFirst="0" w:colLast="0"/>
+      <w:bookmarkStart w:id="9" w:name="_maj836rzalxf" w:colFirst="0" w:colLast="0"/>
+      <w:bookmarkStart w:id="10" w:name="_l1gpywlcu1pb" w:colFirst="0" w:colLast="0"/>
+      <w:bookmarkEnd w:id="5"/>
+      <w:bookmarkEnd w:id="6"/>
       <w:bookmarkEnd w:id="7"/>
       <w:bookmarkEnd w:id="8"/>
       <w:bookmarkEnd w:id="9"/>
       <w:bookmarkEnd w:id="10"/>
-      <w:bookmarkEnd w:id="11"/>
-      <w:bookmarkEnd w:id="12"/>
       <w:r>
         <w:t>REFERÊNCIAS</w:t>
       </w:r>
-    </w:p>
-    <w:p>
-      <w:pPr>
-        <w:widowControl w:val="0"/>
-        <w:spacing w:line="240" w:lineRule="auto"/>
-        <w:jc w:val="left"/>
-        <w:rPr>
-          <w:rFonts w:ascii="Arial" w:eastAsia="Arial" w:hAnsi="Arial" w:cs="Arial"/>
-          <w:b/>
-          <w:bCs/>
-          <w:sz w:val="24"/>
-          <w:szCs w:val="24"/>
-        </w:rPr>
-      </w:pPr>
     </w:p>
     <w:p>
       <w:pPr>
@@ -3767,9 +5663,904 @@
         </w:rPr>
       </w:pPr>
     </w:p>
+    <w:p>
+      <w:pPr>
+        <w:widowControl w:val="0"/>
+        <w:pBdr>
+          <w:top w:val="nil"/>
+          <w:left w:val="nil"/>
+          <w:bottom w:val="nil"/>
+          <w:right w:val="nil"/>
+          <w:between w:val="nil"/>
+        </w:pBdr>
+        <w:rPr>
+          <w:rFonts w:ascii="Arial" w:eastAsia="Arial" w:hAnsi="Arial" w:cs="Arial"/>
+          <w:sz w:val="24"/>
+          <w:szCs w:val="24"/>
+        </w:rPr>
+      </w:pPr>
+      <w:r>
+        <w:rPr>
+          <w:rFonts w:ascii="Arial" w:eastAsia="Arial" w:hAnsi="Arial" w:cs="Arial"/>
+          <w:sz w:val="24"/>
+          <w:szCs w:val="24"/>
+        </w:rPr>
+        <w:t>Brasil. Lei n. 13.709, de 14 de agosto de 2018. Lei Geral de Proteção de Dados</w:t>
+      </w:r>
+    </w:p>
+    <w:p>
+      <w:pPr>
+        <w:widowControl w:val="0"/>
+        <w:pBdr>
+          <w:top w:val="nil"/>
+          <w:left w:val="nil"/>
+          <w:bottom w:val="nil"/>
+          <w:right w:val="nil"/>
+          <w:between w:val="nil"/>
+        </w:pBdr>
+        <w:rPr>
+          <w:rFonts w:ascii="Arial" w:eastAsia="Arial" w:hAnsi="Arial" w:cs="Arial"/>
+          <w:sz w:val="24"/>
+          <w:szCs w:val="24"/>
+        </w:rPr>
+      </w:pPr>
+      <w:r>
+        <w:rPr>
+          <w:rFonts w:ascii="Arial" w:eastAsia="Arial" w:hAnsi="Arial" w:cs="Arial"/>
+          <w:sz w:val="24"/>
+          <w:szCs w:val="24"/>
+        </w:rPr>
+        <w:t>Pessoais (LGPD). 2018. Diário Oficial da União, Brasília, DF. Acesso em: 17 abr.</w:t>
+      </w:r>
+    </w:p>
+    <w:p>
+      <w:pPr>
+        <w:widowControl w:val="0"/>
+        <w:pBdr>
+          <w:top w:val="nil"/>
+          <w:left w:val="nil"/>
+          <w:bottom w:val="nil"/>
+          <w:right w:val="nil"/>
+          <w:between w:val="nil"/>
+        </w:pBdr>
+        <w:rPr>
+          <w:rStyle w:val="Hyperlink"/>
+          <w:rFonts w:ascii="Arial" w:eastAsia="Arial" w:hAnsi="Arial" w:cs="Arial"/>
+          <w:sz w:val="24"/>
+          <w:szCs w:val="24"/>
+        </w:rPr>
+      </w:pPr>
+      <w:r>
+        <w:rPr>
+          <w:rFonts w:ascii="Arial" w:eastAsia="Arial" w:hAnsi="Arial" w:cs="Arial"/>
+          <w:sz w:val="24"/>
+          <w:szCs w:val="24"/>
+        </w:rPr>
+        <w:t xml:space="preserve">2026. Disponível em: </w:t>
+      </w:r>
+      <w:r>
+        <w:rPr>
+          <w:rFonts w:ascii="Arial" w:eastAsia="Arial" w:hAnsi="Arial" w:cs="Arial"/>
+          <w:sz w:val="24"/>
+          <w:szCs w:val="24"/>
+        </w:rPr>
+        <w:fldChar w:fldCharType="begin"/>
+      </w:r>
+      <w:r>
+        <w:rPr>
+          <w:rFonts w:ascii="Arial" w:eastAsia="Arial" w:hAnsi="Arial" w:cs="Arial"/>
+          <w:sz w:val="24"/>
+          <w:szCs w:val="24"/>
+        </w:rPr>
+        <w:instrText>HYPERLINK "https://www.planalto.gov.br/ccivil_03/_ato2015-2018/2018/lei/l13709.htm"</w:instrText>
+      </w:r>
+      <w:r>
+        <w:rPr>
+          <w:rFonts w:ascii="Arial" w:eastAsia="Arial" w:hAnsi="Arial" w:cs="Arial"/>
+          <w:sz w:val="24"/>
+          <w:szCs w:val="24"/>
+        </w:rPr>
+      </w:r>
+      <w:r>
+        <w:rPr>
+          <w:rFonts w:ascii="Arial" w:eastAsia="Arial" w:hAnsi="Arial" w:cs="Arial"/>
+          <w:sz w:val="24"/>
+          <w:szCs w:val="24"/>
+        </w:rPr>
+        <w:fldChar w:fldCharType="separate"/>
+      </w:r>
+      <w:r>
+        <w:rPr>
+          <w:rStyle w:val="Hyperlink"/>
+          <w:rFonts w:ascii="Arial" w:eastAsia="Arial" w:hAnsi="Arial" w:cs="Arial"/>
+          <w:sz w:val="24"/>
+          <w:szCs w:val="24"/>
+        </w:rPr>
+        <w:t>https://w</w:t>
+      </w:r>
+      <w:r>
+        <w:rPr>
+          <w:rStyle w:val="Hyperlink"/>
+          <w:rFonts w:ascii="Arial" w:eastAsia="Arial" w:hAnsi="Arial" w:cs="Arial"/>
+          <w:sz w:val="24"/>
+          <w:szCs w:val="24"/>
+        </w:rPr>
+        <w:t>w</w:t>
+      </w:r>
+      <w:r>
+        <w:rPr>
+          <w:rStyle w:val="Hyperlink"/>
+          <w:rFonts w:ascii="Arial" w:eastAsia="Arial" w:hAnsi="Arial" w:cs="Arial"/>
+          <w:sz w:val="24"/>
+          <w:szCs w:val="24"/>
+        </w:rPr>
+        <w:t>w.planalto.gov.br/ccivil_03/_ato2015-2018/2018/lei/</w:t>
+      </w:r>
+    </w:p>
+    <w:p>
+      <w:pPr>
+        <w:widowControl w:val="0"/>
+        <w:pBdr>
+          <w:top w:val="nil"/>
+          <w:left w:val="nil"/>
+          <w:bottom w:val="nil"/>
+          <w:right w:val="nil"/>
+          <w:between w:val="nil"/>
+        </w:pBdr>
+        <w:rPr>
+          <w:rFonts w:ascii="Arial" w:eastAsia="Arial" w:hAnsi="Arial" w:cs="Arial"/>
+          <w:sz w:val="24"/>
+          <w:szCs w:val="24"/>
+        </w:rPr>
+      </w:pPr>
+      <w:r>
+        <w:rPr>
+          <w:rStyle w:val="Hyperlink"/>
+          <w:rFonts w:ascii="Arial" w:eastAsia="Arial" w:hAnsi="Arial" w:cs="Arial"/>
+          <w:sz w:val="24"/>
+          <w:szCs w:val="24"/>
+        </w:rPr>
+        <w:t>l13709.htm</w:t>
+      </w:r>
+      <w:r>
+        <w:rPr>
+          <w:rFonts w:ascii="Arial" w:eastAsia="Arial" w:hAnsi="Arial" w:cs="Arial"/>
+          <w:sz w:val="24"/>
+          <w:szCs w:val="24"/>
+        </w:rPr>
+        <w:fldChar w:fldCharType="end"/>
+      </w:r>
+      <w:r>
+        <w:rPr>
+          <w:rFonts w:ascii="Arial" w:eastAsia="Arial" w:hAnsi="Arial" w:cs="Arial"/>
+          <w:sz w:val="24"/>
+          <w:szCs w:val="24"/>
+        </w:rPr>
+        <w:t>.</w:t>
+      </w:r>
+    </w:p>
+    <w:p>
+      <w:pPr>
+        <w:widowControl w:val="0"/>
+        <w:pBdr>
+          <w:top w:val="nil"/>
+          <w:left w:val="nil"/>
+          <w:bottom w:val="nil"/>
+          <w:right w:val="nil"/>
+          <w:between w:val="nil"/>
+        </w:pBdr>
+        <w:rPr>
+          <w:rFonts w:ascii="Arial" w:eastAsia="Arial" w:hAnsi="Arial" w:cs="Arial"/>
+          <w:sz w:val="24"/>
+          <w:szCs w:val="24"/>
+        </w:rPr>
+      </w:pPr>
+    </w:p>
+    <w:p>
+      <w:pPr>
+        <w:widowControl w:val="0"/>
+        <w:pBdr>
+          <w:top w:val="nil"/>
+          <w:left w:val="nil"/>
+          <w:bottom w:val="nil"/>
+          <w:right w:val="nil"/>
+          <w:between w:val="nil"/>
+        </w:pBdr>
+        <w:rPr>
+          <w:rFonts w:ascii="Arial" w:eastAsia="Arial" w:hAnsi="Arial" w:cs="Arial"/>
+          <w:sz w:val="24"/>
+          <w:szCs w:val="24"/>
+        </w:rPr>
+      </w:pPr>
+      <w:proofErr w:type="spellStart"/>
+      <w:r>
+        <w:rPr>
+          <w:rFonts w:ascii="Arial" w:eastAsia="Arial" w:hAnsi="Arial" w:cs="Arial"/>
+          <w:sz w:val="24"/>
+          <w:szCs w:val="24"/>
+        </w:rPr>
+        <w:t>Git</w:t>
+      </w:r>
+      <w:proofErr w:type="spellEnd"/>
+      <w:r>
+        <w:rPr>
+          <w:rFonts w:ascii="Arial" w:eastAsia="Arial" w:hAnsi="Arial" w:cs="Arial"/>
+          <w:sz w:val="24"/>
+          <w:szCs w:val="24"/>
+        </w:rPr>
+        <w:t xml:space="preserve">. </w:t>
+      </w:r>
+      <w:proofErr w:type="spellStart"/>
+      <w:r>
+        <w:rPr>
+          <w:rFonts w:ascii="Arial" w:eastAsia="Arial" w:hAnsi="Arial" w:cs="Arial"/>
+          <w:sz w:val="24"/>
+          <w:szCs w:val="24"/>
+        </w:rPr>
+        <w:t>Git</w:t>
+      </w:r>
+      <w:proofErr w:type="spellEnd"/>
+      <w:r>
+        <w:rPr>
+          <w:rFonts w:ascii="Arial" w:eastAsia="Arial" w:hAnsi="Arial" w:cs="Arial"/>
+          <w:sz w:val="24"/>
+          <w:szCs w:val="24"/>
+        </w:rPr>
+        <w:t xml:space="preserve"> </w:t>
+      </w:r>
+      <w:proofErr w:type="spellStart"/>
+      <w:r>
+        <w:rPr>
+          <w:rFonts w:ascii="Arial" w:eastAsia="Arial" w:hAnsi="Arial" w:cs="Arial"/>
+          <w:sz w:val="24"/>
+          <w:szCs w:val="24"/>
+        </w:rPr>
+        <w:t>Reference</w:t>
+      </w:r>
+      <w:proofErr w:type="spellEnd"/>
+      <w:r>
+        <w:rPr>
+          <w:rFonts w:ascii="Arial" w:eastAsia="Arial" w:hAnsi="Arial" w:cs="Arial"/>
+          <w:sz w:val="24"/>
+          <w:szCs w:val="24"/>
+        </w:rPr>
+        <w:t xml:space="preserve"> </w:t>
+      </w:r>
+      <w:proofErr w:type="spellStart"/>
+      <w:r>
+        <w:rPr>
+          <w:rFonts w:ascii="Arial" w:eastAsia="Arial" w:hAnsi="Arial" w:cs="Arial"/>
+          <w:sz w:val="24"/>
+          <w:szCs w:val="24"/>
+        </w:rPr>
+        <w:t>Documentation</w:t>
+      </w:r>
+      <w:proofErr w:type="spellEnd"/>
+      <w:r>
+        <w:rPr>
+          <w:rFonts w:ascii="Arial" w:eastAsia="Arial" w:hAnsi="Arial" w:cs="Arial"/>
+          <w:sz w:val="24"/>
+          <w:szCs w:val="24"/>
+        </w:rPr>
+        <w:t>. 2025. Acesso em: 17 abr. 2026. Disponível em:</w:t>
+      </w:r>
+    </w:p>
+    <w:p>
+      <w:pPr>
+        <w:widowControl w:val="0"/>
+        <w:pBdr>
+          <w:top w:val="nil"/>
+          <w:left w:val="nil"/>
+          <w:bottom w:val="nil"/>
+          <w:right w:val="nil"/>
+          <w:between w:val="nil"/>
+        </w:pBdr>
+        <w:rPr>
+          <w:rFonts w:ascii="Arial" w:eastAsia="Arial" w:hAnsi="Arial" w:cs="Arial"/>
+          <w:sz w:val="24"/>
+          <w:szCs w:val="24"/>
+        </w:rPr>
+      </w:pPr>
+      <w:hyperlink r:id="rId15" w:history="1">
+        <w:r>
+          <w:rPr>
+            <w:rStyle w:val="Hyperlink"/>
+            <w:rFonts w:ascii="Arial" w:eastAsia="Arial" w:hAnsi="Arial" w:cs="Arial"/>
+            <w:sz w:val="24"/>
+            <w:szCs w:val="24"/>
+          </w:rPr>
+          <w:t>https://git-scm.co</w:t>
+        </w:r>
+        <w:r>
+          <w:rPr>
+            <w:rStyle w:val="Hyperlink"/>
+            <w:rFonts w:ascii="Arial" w:eastAsia="Arial" w:hAnsi="Arial" w:cs="Arial"/>
+            <w:sz w:val="24"/>
+            <w:szCs w:val="24"/>
+          </w:rPr>
+          <w:t>m</w:t>
+        </w:r>
+        <w:r>
+          <w:rPr>
+            <w:rStyle w:val="Hyperlink"/>
+            <w:rFonts w:ascii="Arial" w:eastAsia="Arial" w:hAnsi="Arial" w:cs="Arial"/>
+            <w:sz w:val="24"/>
+            <w:szCs w:val="24"/>
+          </w:rPr>
+          <w:t>/doc</w:t>
+        </w:r>
+      </w:hyperlink>
+      <w:r>
+        <w:rPr>
+          <w:rFonts w:ascii="Arial" w:eastAsia="Arial" w:hAnsi="Arial" w:cs="Arial"/>
+          <w:sz w:val="24"/>
+          <w:szCs w:val="24"/>
+        </w:rPr>
+        <w:t xml:space="preserve"> </w:t>
+      </w:r>
+      <w:r>
+        <w:rPr>
+          <w:rFonts w:ascii="Arial" w:eastAsia="Arial" w:hAnsi="Arial" w:cs="Arial"/>
+          <w:sz w:val="24"/>
+          <w:szCs w:val="24"/>
+        </w:rPr>
+        <w:t>.</w:t>
+      </w:r>
+    </w:p>
+    <w:p>
+      <w:pPr>
+        <w:widowControl w:val="0"/>
+        <w:pBdr>
+          <w:top w:val="nil"/>
+          <w:left w:val="nil"/>
+          <w:bottom w:val="nil"/>
+          <w:right w:val="nil"/>
+          <w:between w:val="nil"/>
+        </w:pBdr>
+        <w:rPr>
+          <w:rFonts w:ascii="Arial" w:eastAsia="Arial" w:hAnsi="Arial" w:cs="Arial"/>
+          <w:sz w:val="24"/>
+          <w:szCs w:val="24"/>
+        </w:rPr>
+      </w:pPr>
+    </w:p>
+    <w:p>
+      <w:pPr>
+        <w:widowControl w:val="0"/>
+        <w:pBdr>
+          <w:top w:val="nil"/>
+          <w:left w:val="nil"/>
+          <w:bottom w:val="nil"/>
+          <w:right w:val="nil"/>
+          <w:between w:val="nil"/>
+        </w:pBdr>
+        <w:rPr>
+          <w:rFonts w:ascii="Arial" w:eastAsia="Arial" w:hAnsi="Arial" w:cs="Arial"/>
+          <w:sz w:val="24"/>
+          <w:szCs w:val="24"/>
+        </w:rPr>
+      </w:pPr>
+      <w:r>
+        <w:rPr>
+          <w:rFonts w:ascii="Arial" w:eastAsia="Arial" w:hAnsi="Arial" w:cs="Arial"/>
+          <w:sz w:val="24"/>
+          <w:szCs w:val="24"/>
+        </w:rPr>
+        <w:t xml:space="preserve">MARTIN, R. C. Clean </w:t>
+      </w:r>
+      <w:proofErr w:type="spellStart"/>
+      <w:r>
+        <w:rPr>
+          <w:rFonts w:ascii="Arial" w:eastAsia="Arial" w:hAnsi="Arial" w:cs="Arial"/>
+          <w:sz w:val="24"/>
+          <w:szCs w:val="24"/>
+        </w:rPr>
+        <w:t>Code</w:t>
+      </w:r>
+      <w:proofErr w:type="spellEnd"/>
+      <w:r>
+        <w:rPr>
+          <w:rFonts w:ascii="Arial" w:eastAsia="Arial" w:hAnsi="Arial" w:cs="Arial"/>
+          <w:sz w:val="24"/>
+          <w:szCs w:val="24"/>
+        </w:rPr>
+        <w:t xml:space="preserve">: A Handbook </w:t>
+      </w:r>
+      <w:proofErr w:type="spellStart"/>
+      <w:r>
+        <w:rPr>
+          <w:rFonts w:ascii="Arial" w:eastAsia="Arial" w:hAnsi="Arial" w:cs="Arial"/>
+          <w:sz w:val="24"/>
+          <w:szCs w:val="24"/>
+        </w:rPr>
+        <w:t>of</w:t>
+      </w:r>
+      <w:proofErr w:type="spellEnd"/>
+      <w:r>
+        <w:rPr>
+          <w:rFonts w:ascii="Arial" w:eastAsia="Arial" w:hAnsi="Arial" w:cs="Arial"/>
+          <w:sz w:val="24"/>
+          <w:szCs w:val="24"/>
+        </w:rPr>
+        <w:t xml:space="preserve"> Agile Software </w:t>
+      </w:r>
+      <w:proofErr w:type="spellStart"/>
+      <w:r>
+        <w:rPr>
+          <w:rFonts w:ascii="Arial" w:eastAsia="Arial" w:hAnsi="Arial" w:cs="Arial"/>
+          <w:sz w:val="24"/>
+          <w:szCs w:val="24"/>
+        </w:rPr>
+        <w:t>Craftsmanship</w:t>
+      </w:r>
+      <w:proofErr w:type="spellEnd"/>
+      <w:r>
+        <w:rPr>
+          <w:rFonts w:ascii="Arial" w:eastAsia="Arial" w:hAnsi="Arial" w:cs="Arial"/>
+          <w:sz w:val="24"/>
+          <w:szCs w:val="24"/>
+        </w:rPr>
+        <w:t>. Upper</w:t>
+      </w:r>
+    </w:p>
+    <w:p>
+      <w:pPr>
+        <w:widowControl w:val="0"/>
+        <w:pBdr>
+          <w:top w:val="nil"/>
+          <w:left w:val="nil"/>
+          <w:bottom w:val="nil"/>
+          <w:right w:val="nil"/>
+          <w:between w:val="nil"/>
+        </w:pBdr>
+        <w:rPr>
+          <w:rFonts w:ascii="Arial" w:eastAsia="Arial" w:hAnsi="Arial" w:cs="Arial"/>
+          <w:sz w:val="24"/>
+          <w:szCs w:val="24"/>
+        </w:rPr>
+      </w:pPr>
+      <w:proofErr w:type="spellStart"/>
+      <w:r>
+        <w:rPr>
+          <w:rFonts w:ascii="Arial" w:eastAsia="Arial" w:hAnsi="Arial" w:cs="Arial"/>
+          <w:sz w:val="24"/>
+          <w:szCs w:val="24"/>
+        </w:rPr>
+        <w:t>Saddle</w:t>
+      </w:r>
+      <w:proofErr w:type="spellEnd"/>
+      <w:r>
+        <w:rPr>
+          <w:rFonts w:ascii="Arial" w:eastAsia="Arial" w:hAnsi="Arial" w:cs="Arial"/>
+          <w:sz w:val="24"/>
+          <w:szCs w:val="24"/>
+        </w:rPr>
+        <w:t xml:space="preserve"> River: Prentice Hall, 2008.</w:t>
+      </w:r>
+    </w:p>
+    <w:p>
+      <w:pPr>
+        <w:widowControl w:val="0"/>
+        <w:pBdr>
+          <w:top w:val="nil"/>
+          <w:left w:val="nil"/>
+          <w:bottom w:val="nil"/>
+          <w:right w:val="nil"/>
+          <w:between w:val="nil"/>
+        </w:pBdr>
+        <w:rPr>
+          <w:rFonts w:ascii="Arial" w:eastAsia="Arial" w:hAnsi="Arial" w:cs="Arial"/>
+          <w:sz w:val="24"/>
+          <w:szCs w:val="24"/>
+        </w:rPr>
+      </w:pPr>
+    </w:p>
+    <w:p>
+      <w:pPr>
+        <w:widowControl w:val="0"/>
+        <w:pBdr>
+          <w:top w:val="nil"/>
+          <w:left w:val="nil"/>
+          <w:bottom w:val="nil"/>
+          <w:right w:val="nil"/>
+          <w:between w:val="nil"/>
+        </w:pBdr>
+        <w:rPr>
+          <w:rFonts w:ascii="Arial" w:eastAsia="Arial" w:hAnsi="Arial" w:cs="Arial"/>
+          <w:sz w:val="24"/>
+          <w:szCs w:val="24"/>
+        </w:rPr>
+      </w:pPr>
+      <w:r>
+        <w:rPr>
+          <w:rFonts w:ascii="Arial" w:eastAsia="Arial" w:hAnsi="Arial" w:cs="Arial"/>
+          <w:sz w:val="24"/>
+          <w:szCs w:val="24"/>
+        </w:rPr>
+        <w:t xml:space="preserve">Spring Team. Spring Boot </w:t>
+      </w:r>
+      <w:proofErr w:type="spellStart"/>
+      <w:r>
+        <w:rPr>
+          <w:rFonts w:ascii="Arial" w:eastAsia="Arial" w:hAnsi="Arial" w:cs="Arial"/>
+          <w:sz w:val="24"/>
+          <w:szCs w:val="24"/>
+        </w:rPr>
+        <w:t>Reference</w:t>
+      </w:r>
+      <w:proofErr w:type="spellEnd"/>
+      <w:r>
+        <w:rPr>
+          <w:rFonts w:ascii="Arial" w:eastAsia="Arial" w:hAnsi="Arial" w:cs="Arial"/>
+          <w:sz w:val="24"/>
+          <w:szCs w:val="24"/>
+        </w:rPr>
+        <w:t xml:space="preserve"> </w:t>
+      </w:r>
+      <w:proofErr w:type="spellStart"/>
+      <w:r>
+        <w:rPr>
+          <w:rFonts w:ascii="Arial" w:eastAsia="Arial" w:hAnsi="Arial" w:cs="Arial"/>
+          <w:sz w:val="24"/>
+          <w:szCs w:val="24"/>
+        </w:rPr>
+        <w:t>Documentation</w:t>
+      </w:r>
+      <w:proofErr w:type="spellEnd"/>
+      <w:r>
+        <w:rPr>
+          <w:rFonts w:ascii="Arial" w:eastAsia="Arial" w:hAnsi="Arial" w:cs="Arial"/>
+          <w:sz w:val="24"/>
+          <w:szCs w:val="24"/>
+        </w:rPr>
+        <w:t>. 2025. Acesso em: 13 set. 2025.</w:t>
+      </w:r>
+      <w:r>
+        <w:rPr>
+          <w:rFonts w:ascii="Arial" w:eastAsia="Arial" w:hAnsi="Arial" w:cs="Arial"/>
+          <w:sz w:val="24"/>
+          <w:szCs w:val="24"/>
+        </w:rPr>
+        <w:t xml:space="preserve"> </w:t>
+      </w:r>
+      <w:r>
+        <w:rPr>
+          <w:rFonts w:ascii="Arial" w:eastAsia="Arial" w:hAnsi="Arial" w:cs="Arial"/>
+          <w:sz w:val="24"/>
+          <w:szCs w:val="24"/>
+        </w:rPr>
+        <w:t>Disponível em:</w:t>
+      </w:r>
+      <w:r>
+        <w:rPr>
+          <w:rFonts w:ascii="Arial" w:eastAsia="Arial" w:hAnsi="Arial" w:cs="Arial"/>
+          <w:sz w:val="24"/>
+          <w:szCs w:val="24"/>
+        </w:rPr>
+        <w:t xml:space="preserve"> </w:t>
+      </w:r>
+      <w:hyperlink r:id="rId16" w:history="1">
+        <w:r>
+          <w:rPr>
+            <w:rStyle w:val="Hyperlink"/>
+            <w:rFonts w:ascii="Arial" w:eastAsia="Arial" w:hAnsi="Arial" w:cs="Arial"/>
+            <w:sz w:val="24"/>
+            <w:szCs w:val="24"/>
+          </w:rPr>
+          <w:t>https://docs.spring.io/spr</w:t>
+        </w:r>
+        <w:r>
+          <w:rPr>
+            <w:rStyle w:val="Hyperlink"/>
+            <w:rFonts w:ascii="Arial" w:eastAsia="Arial" w:hAnsi="Arial" w:cs="Arial"/>
+            <w:sz w:val="24"/>
+            <w:szCs w:val="24"/>
+          </w:rPr>
+          <w:t>i</w:t>
+        </w:r>
+        <w:r>
+          <w:rPr>
+            <w:rStyle w:val="Hyperlink"/>
+            <w:rFonts w:ascii="Arial" w:eastAsia="Arial" w:hAnsi="Arial" w:cs="Arial"/>
+            <w:sz w:val="24"/>
+            <w:szCs w:val="24"/>
+          </w:rPr>
+          <w:t>ng-boot/reference/index.html</w:t>
+        </w:r>
+      </w:hyperlink>
+      <w:r>
+        <w:rPr>
+          <w:rFonts w:ascii="Arial" w:eastAsia="Arial" w:hAnsi="Arial" w:cs="Arial"/>
+          <w:sz w:val="24"/>
+          <w:szCs w:val="24"/>
+        </w:rPr>
+        <w:t>.</w:t>
+      </w:r>
+    </w:p>
+    <w:p>
+      <w:pPr>
+        <w:widowControl w:val="0"/>
+        <w:pBdr>
+          <w:top w:val="nil"/>
+          <w:left w:val="nil"/>
+          <w:bottom w:val="nil"/>
+          <w:right w:val="nil"/>
+          <w:between w:val="nil"/>
+        </w:pBdr>
+        <w:rPr>
+          <w:rFonts w:ascii="Arial" w:eastAsia="Arial" w:hAnsi="Arial" w:cs="Arial"/>
+          <w:sz w:val="24"/>
+          <w:szCs w:val="24"/>
+        </w:rPr>
+      </w:pPr>
+    </w:p>
+    <w:p>
+      <w:pPr>
+        <w:widowControl w:val="0"/>
+        <w:pBdr>
+          <w:top w:val="nil"/>
+          <w:left w:val="nil"/>
+          <w:bottom w:val="nil"/>
+          <w:right w:val="nil"/>
+          <w:between w:val="nil"/>
+        </w:pBdr>
+        <w:rPr>
+          <w:rFonts w:ascii="Arial" w:eastAsia="Arial" w:hAnsi="Arial" w:cs="Arial"/>
+          <w:sz w:val="24"/>
+          <w:szCs w:val="24"/>
+        </w:rPr>
+      </w:pPr>
+      <w:r>
+        <w:rPr>
+          <w:rFonts w:ascii="Arial" w:eastAsia="Arial" w:hAnsi="Arial" w:cs="Arial"/>
+          <w:sz w:val="24"/>
+          <w:szCs w:val="24"/>
+        </w:rPr>
+        <w:t xml:space="preserve">The PostgreSQL Global </w:t>
+      </w:r>
+      <w:proofErr w:type="spellStart"/>
+      <w:r>
+        <w:rPr>
+          <w:rFonts w:ascii="Arial" w:eastAsia="Arial" w:hAnsi="Arial" w:cs="Arial"/>
+          <w:sz w:val="24"/>
+          <w:szCs w:val="24"/>
+        </w:rPr>
+        <w:t>Development</w:t>
+      </w:r>
+      <w:proofErr w:type="spellEnd"/>
+      <w:r>
+        <w:rPr>
+          <w:rFonts w:ascii="Arial" w:eastAsia="Arial" w:hAnsi="Arial" w:cs="Arial"/>
+          <w:sz w:val="24"/>
+          <w:szCs w:val="24"/>
+        </w:rPr>
+        <w:t xml:space="preserve"> </w:t>
+      </w:r>
+      <w:proofErr w:type="spellStart"/>
+      <w:r>
+        <w:rPr>
+          <w:rFonts w:ascii="Arial" w:eastAsia="Arial" w:hAnsi="Arial" w:cs="Arial"/>
+          <w:sz w:val="24"/>
+          <w:szCs w:val="24"/>
+        </w:rPr>
+        <w:t>Group</w:t>
+      </w:r>
+      <w:proofErr w:type="spellEnd"/>
+      <w:r>
+        <w:rPr>
+          <w:rFonts w:ascii="Arial" w:eastAsia="Arial" w:hAnsi="Arial" w:cs="Arial"/>
+          <w:sz w:val="24"/>
+          <w:szCs w:val="24"/>
+        </w:rPr>
+        <w:t xml:space="preserve">. PostgreSQL </w:t>
+      </w:r>
+      <w:proofErr w:type="spellStart"/>
+      <w:r>
+        <w:rPr>
+          <w:rFonts w:ascii="Arial" w:eastAsia="Arial" w:hAnsi="Arial" w:cs="Arial"/>
+          <w:sz w:val="24"/>
+          <w:szCs w:val="24"/>
+        </w:rPr>
+        <w:t>Documentation</w:t>
+      </w:r>
+      <w:proofErr w:type="spellEnd"/>
+      <w:r>
+        <w:rPr>
+          <w:rFonts w:ascii="Arial" w:eastAsia="Arial" w:hAnsi="Arial" w:cs="Arial"/>
+          <w:sz w:val="24"/>
+          <w:szCs w:val="24"/>
+        </w:rPr>
+        <w:t xml:space="preserve"> — </w:t>
+      </w:r>
+      <w:proofErr w:type="spellStart"/>
+      <w:r>
+        <w:rPr>
+          <w:rFonts w:ascii="Arial" w:eastAsia="Arial" w:hAnsi="Arial" w:cs="Arial"/>
+          <w:sz w:val="24"/>
+          <w:szCs w:val="24"/>
+        </w:rPr>
+        <w:t>Current</w:t>
+      </w:r>
+      <w:proofErr w:type="spellEnd"/>
+      <w:r>
+        <w:rPr>
+          <w:rFonts w:ascii="Arial" w:eastAsia="Arial" w:hAnsi="Arial" w:cs="Arial"/>
+          <w:sz w:val="24"/>
+          <w:szCs w:val="24"/>
+        </w:rPr>
+        <w:t>.</w:t>
+      </w:r>
+      <w:r>
+        <w:rPr>
+          <w:rFonts w:ascii="Arial" w:eastAsia="Arial" w:hAnsi="Arial" w:cs="Arial"/>
+          <w:sz w:val="24"/>
+          <w:szCs w:val="24"/>
+        </w:rPr>
+        <w:t xml:space="preserve"> </w:t>
+      </w:r>
+      <w:r>
+        <w:rPr>
+          <w:rFonts w:ascii="Arial" w:eastAsia="Arial" w:hAnsi="Arial" w:cs="Arial"/>
+          <w:sz w:val="24"/>
+          <w:szCs w:val="24"/>
+        </w:rPr>
+        <w:t xml:space="preserve">2025. Acesso em: 13 set. 2025. Disponível em: </w:t>
+      </w:r>
+      <w:hyperlink r:id="rId17" w:history="1">
+        <w:r>
+          <w:rPr>
+            <w:rStyle w:val="Hyperlink"/>
+            <w:rFonts w:ascii="Arial" w:eastAsia="Arial" w:hAnsi="Arial" w:cs="Arial"/>
+            <w:sz w:val="24"/>
+            <w:szCs w:val="24"/>
+          </w:rPr>
+          <w:t>https://www.postgresql.org/d</w:t>
+        </w:r>
+        <w:r>
+          <w:rPr>
+            <w:rStyle w:val="Hyperlink"/>
+            <w:rFonts w:ascii="Arial" w:eastAsia="Arial" w:hAnsi="Arial" w:cs="Arial"/>
+            <w:sz w:val="24"/>
+            <w:szCs w:val="24"/>
+          </w:rPr>
+          <w:t>o</w:t>
+        </w:r>
+        <w:r>
+          <w:rPr>
+            <w:rStyle w:val="Hyperlink"/>
+            <w:rFonts w:ascii="Arial" w:eastAsia="Arial" w:hAnsi="Arial" w:cs="Arial"/>
+            <w:sz w:val="24"/>
+            <w:szCs w:val="24"/>
+          </w:rPr>
+          <w:t>cs/current/</w:t>
+        </w:r>
+      </w:hyperlink>
+      <w:r>
+        <w:rPr>
+          <w:rFonts w:ascii="Arial" w:eastAsia="Arial" w:hAnsi="Arial" w:cs="Arial"/>
+          <w:sz w:val="24"/>
+          <w:szCs w:val="24"/>
+        </w:rPr>
+        <w:t>.</w:t>
+      </w:r>
+    </w:p>
+    <w:p>
+      <w:pPr>
+        <w:widowControl w:val="0"/>
+        <w:pBdr>
+          <w:top w:val="nil"/>
+          <w:left w:val="nil"/>
+          <w:bottom w:val="nil"/>
+          <w:right w:val="nil"/>
+          <w:between w:val="nil"/>
+        </w:pBdr>
+        <w:rPr>
+          <w:rFonts w:ascii="Arial" w:eastAsia="Arial" w:hAnsi="Arial" w:cs="Arial"/>
+          <w:sz w:val="24"/>
+          <w:szCs w:val="24"/>
+        </w:rPr>
+      </w:pPr>
+    </w:p>
+    <w:p>
+      <w:pPr>
+        <w:widowControl w:val="0"/>
+        <w:pBdr>
+          <w:top w:val="nil"/>
+          <w:left w:val="nil"/>
+          <w:bottom w:val="nil"/>
+          <w:right w:val="nil"/>
+          <w:between w:val="nil"/>
+        </w:pBdr>
+        <w:rPr>
+          <w:rFonts w:ascii="Arial" w:eastAsia="Arial" w:hAnsi="Arial" w:cs="Arial"/>
+          <w:sz w:val="24"/>
+          <w:szCs w:val="24"/>
+        </w:rPr>
+      </w:pPr>
+      <w:r>
+        <w:rPr>
+          <w:rFonts w:ascii="Arial" w:eastAsia="Arial" w:hAnsi="Arial" w:cs="Arial"/>
+          <w:sz w:val="24"/>
+          <w:szCs w:val="24"/>
+        </w:rPr>
+        <w:t xml:space="preserve">Vue.js Team. </w:t>
+      </w:r>
+      <w:proofErr w:type="spellStart"/>
+      <w:r>
+        <w:rPr>
+          <w:rFonts w:ascii="Arial" w:eastAsia="Arial" w:hAnsi="Arial" w:cs="Arial"/>
+          <w:sz w:val="24"/>
+          <w:szCs w:val="24"/>
+        </w:rPr>
+        <w:t>Introduction</w:t>
+      </w:r>
+      <w:proofErr w:type="spellEnd"/>
+      <w:r>
+        <w:rPr>
+          <w:rFonts w:ascii="Arial" w:eastAsia="Arial" w:hAnsi="Arial" w:cs="Arial"/>
+          <w:sz w:val="24"/>
+          <w:szCs w:val="24"/>
+        </w:rPr>
+        <w:t xml:space="preserve"> — Vue.js. 2025. Acesso em: 13 set. 2025. Disponível em:</w:t>
+      </w:r>
+    </w:p>
+    <w:p>
+      <w:pPr>
+        <w:widowControl w:val="0"/>
+        <w:pBdr>
+          <w:top w:val="nil"/>
+          <w:left w:val="nil"/>
+          <w:bottom w:val="nil"/>
+          <w:right w:val="nil"/>
+          <w:between w:val="nil"/>
+        </w:pBdr>
+        <w:rPr>
+          <w:rFonts w:ascii="Arial" w:eastAsia="Arial" w:hAnsi="Arial" w:cs="Arial"/>
+          <w:sz w:val="24"/>
+          <w:szCs w:val="24"/>
+        </w:rPr>
+      </w:pPr>
+      <w:hyperlink r:id="rId18" w:history="1">
+        <w:r>
+          <w:rPr>
+            <w:rStyle w:val="Hyperlink"/>
+            <w:rFonts w:ascii="Arial" w:eastAsia="Arial" w:hAnsi="Arial" w:cs="Arial"/>
+            <w:sz w:val="24"/>
+            <w:szCs w:val="24"/>
+          </w:rPr>
+          <w:t>https://vuejs.org/gui</w:t>
+        </w:r>
+        <w:r>
+          <w:rPr>
+            <w:rStyle w:val="Hyperlink"/>
+            <w:rFonts w:ascii="Arial" w:eastAsia="Arial" w:hAnsi="Arial" w:cs="Arial"/>
+            <w:sz w:val="24"/>
+            <w:szCs w:val="24"/>
+          </w:rPr>
+          <w:t>d</w:t>
+        </w:r>
+        <w:r>
+          <w:rPr>
+            <w:rStyle w:val="Hyperlink"/>
+            <w:rFonts w:ascii="Arial" w:eastAsia="Arial" w:hAnsi="Arial" w:cs="Arial"/>
+            <w:sz w:val="24"/>
+            <w:szCs w:val="24"/>
+          </w:rPr>
+          <w:t>e/introduction</w:t>
+        </w:r>
+      </w:hyperlink>
+      <w:r>
+        <w:rPr>
+          <w:rFonts w:ascii="Arial" w:eastAsia="Arial" w:hAnsi="Arial" w:cs="Arial"/>
+          <w:sz w:val="24"/>
+          <w:szCs w:val="24"/>
+        </w:rPr>
+        <w:t>.</w:t>
+      </w:r>
+    </w:p>
     <w:sectPr>
-      <w:headerReference w:type="even" r:id="rId8"/>
-      <w:headerReference w:type="default" r:id="rId9"/>
+      <w:headerReference w:type="even" r:id="rId19"/>
+      <w:headerReference w:type="default" r:id="rId20"/>
       <w:pgSz w:w="11907" w:h="16840"/>
       <w:pgMar w:top="1701" w:right="1134" w:bottom="1134" w:left="1701" w:header="709" w:footer="709" w:gutter="0"/>
       <w:cols w:space="720"/>
@@ -6206,7 +8997,7 @@
   <w:style w:type="paragraph" w:default="1" w:styleId="Normal">
     <w:name w:val="Normal"/>
     <w:qFormat/>
-    <w:rsid w:val="008376ED"/>
+    <w:rsid w:val="002F1ED9"/>
   </w:style>
   <w:style w:type="paragraph" w:styleId="Ttulo1">
     <w:name w:val="heading 1"/>
@@ -6507,6 +9298,73 @@
       <w:rFonts w:ascii="Arial" w:eastAsia="Arial" w:hAnsi="Arial" w:cs="Arial"/>
       <w:b/>
       <w:bCs/>
+    </w:rPr>
+  </w:style>
+  <w:style w:type="paragraph" w:styleId="Legenda">
+    <w:name w:val="caption"/>
+    <w:basedOn w:val="Normal"/>
+    <w:next w:val="Normal"/>
+    <w:uiPriority w:val="35"/>
+    <w:unhideWhenUsed/>
+    <w:qFormat/>
+    <w:rsid w:val="002F1ED9"/>
+    <w:pPr>
+      <w:spacing w:after="200" w:line="240" w:lineRule="auto"/>
+    </w:pPr>
+    <w:rPr>
+      <w:i/>
+      <w:iCs/>
+      <w:color w:val="1F497D" w:themeColor="text2"/>
+      <w:sz w:val="18"/>
+      <w:szCs w:val="18"/>
+    </w:rPr>
+  </w:style>
+  <w:style w:type="paragraph" w:styleId="NormalWeb">
+    <w:name w:val="Normal (Web)"/>
+    <w:basedOn w:val="Normal"/>
+    <w:uiPriority w:val="99"/>
+    <w:semiHidden/>
+    <w:unhideWhenUsed/>
+    <w:rsid w:val="00F9202B"/>
+    <w:rPr>
+      <w:rFonts w:ascii="Times New Roman" w:hAnsi="Times New Roman" w:cs="Times New Roman"/>
+      <w:sz w:val="24"/>
+      <w:szCs w:val="24"/>
+    </w:rPr>
+  </w:style>
+  <w:style w:type="character" w:styleId="Hyperlink">
+    <w:name w:val="Hyperlink"/>
+    <w:basedOn w:val="Fontepargpadro"/>
+    <w:uiPriority w:val="99"/>
+    <w:unhideWhenUsed/>
+    <w:rsid w:val="00301A82"/>
+    <w:rPr>
+      <w:color w:val="0000FF" w:themeColor="hyperlink"/>
+      <w:u w:val="single"/>
+    </w:rPr>
+  </w:style>
+  <w:style w:type="character" w:styleId="MenoPendente">
+    <w:name w:val="Unresolved Mention"/>
+    <w:basedOn w:val="Fontepargpadro"/>
+    <w:uiPriority w:val="99"/>
+    <w:semiHidden/>
+    <w:unhideWhenUsed/>
+    <w:rsid w:val="00301A82"/>
+    <w:rPr>
+      <w:color w:val="605E5C"/>
+      <w:shd w:val="clear" w:color="auto" w:fill="E1DFDD"/>
+    </w:rPr>
+  </w:style>
+  <w:style w:type="character" w:styleId="HiperlinkVisitado">
+    <w:name w:val="FollowedHyperlink"/>
+    <w:basedOn w:val="Fontepargpadro"/>
+    <w:uiPriority w:val="99"/>
+    <w:semiHidden/>
+    <w:unhideWhenUsed/>
+    <w:rsid w:val="00301A82"/>
+    <w:rPr>
+      <w:color w:val="800080" w:themeColor="followedHyperlink"/>
+      <w:u w:val="single"/>
     </w:rPr>
   </w:style>
 </w:styles>
@@ -6830,4 +9688,16 @@
   </a:objectDefaults>
   <a:extraClrSchemeLst/>
 </a:theme>
+</file>
+
+<file path=customXml/item1.xml><?xml version="1.0" encoding="utf-8"?>
+<b:Sources xmlns:b="http://schemas.openxmlformats.org/officeDocument/2006/bibliography" xmlns="http://schemas.openxmlformats.org/officeDocument/2006/bibliography" SelectedStyle="\APASixthEditionOfficeOnline.xsl" StyleName="APA" Version="6"/>
+</file>
+
+<file path=customXml/itemProps1.xml><?xml version="1.0" encoding="utf-8"?>
+<ds:datastoreItem xmlns:ds="http://schemas.openxmlformats.org/officeDocument/2006/customXml" ds:itemID="{E7B09305-C18D-4D17-B96B-A5C32008DAAD}">
+  <ds:schemaRefs>
+    <ds:schemaRef ds:uri="http://schemas.openxmlformats.org/officeDocument/2006/bibliography"/>
+  </ds:schemaRefs>
+</ds:datastoreItem>
 </file>